--- a/Rapport_Lab1_CEG4799_CSI4539.docx
+++ b/Rapport_Lab1_CEG4799_CSI4539.docx
@@ -197,7 +197,11 @@
             <w:tcW w:w="5040" w:type="dxa"/>
             <w:vAlign w:val="center"/>
           </w:tcPr>
-          <w:p/>
+          <w:p>
+            <w:r>
+              <w:t>https://github.com/eelbe029/CEG4799-Lab1</w:t>
+            </w:r>
+          </w:p>
         </w:tc>
       </w:tr>
     </w:tbl>
@@ -238,21 +242,7 @@
         <w:rPr>
           <w:lang w:val="fr-FR"/>
         </w:rPr>
-        <w:t xml:space="preserve">Le programme étudié est le programme Set-UID vulnérable fourni dans l’environnement </w:t>
-      </w:r>
-      <w:proofErr w:type="spellStart"/>
-      <w:r>
-        <w:rPr>
-          <w:lang w:val="fr-FR"/>
-        </w:rPr>
-        <w:t>Labsetup</w:t>
-      </w:r>
-      <w:proofErr w:type="spellEnd"/>
-      <w:r>
-        <w:rPr>
-          <w:lang w:val="fr-FR"/>
-        </w:rPr>
-        <w:t xml:space="preserve"> du laboratoire.</w:t>
+        <w:t>Le programme étudié est le programme Set-UID vulnérable fourni dans l’environnement Labsetup du laboratoire.</w:t>
       </w:r>
     </w:p>
     <w:p>
@@ -265,91 +255,57 @@
         <w:rPr>
           <w:lang w:val="fr-FR"/>
         </w:rPr>
-        <w:t xml:space="preserve">Objectifs : configurer les mécanismes de contrôle d’accès </w:t>
+        <w:t>Objectifs : configurer les mécanismes de contrôle d’accès Linux</w:t>
+      </w:r>
+      <w:r>
+        <w:rPr>
+          <w:lang w:val="fr-FR"/>
+        </w:rPr>
+        <w:t xml:space="preserve"> </w:t>
+      </w:r>
+      <w:r>
+        <w:rPr>
+          <w:lang w:val="fr-FR"/>
+        </w:rPr>
+        <w:t>; analyser le modèle de privilège Set-</w:t>
+      </w:r>
+      <w:r>
+        <w:rPr>
+          <w:lang w:val="fr-FR"/>
+        </w:rPr>
+        <w:t>UID ;</w:t>
+      </w:r>
+      <w:r>
+        <w:rPr>
+          <w:lang w:val="fr-FR"/>
+        </w:rPr>
+        <w:t xml:space="preserve"> étudier les surfaces </w:t>
       </w:r>
       <w:proofErr w:type="gramStart"/>
       <w:r>
         <w:rPr>
           <w:lang w:val="fr-FR"/>
         </w:rPr>
-        <w:t>Linux;</w:t>
+        <w:t>d’entrée;</w:t>
       </w:r>
       <w:proofErr w:type="gramEnd"/>
       <w:r>
         <w:rPr>
           <w:lang w:val="fr-FR"/>
         </w:rPr>
-        <w:t xml:space="preserve"> analyser le modèle de privilège Set-</w:t>
-      </w:r>
-      <w:proofErr w:type="gramStart"/>
-      <w:r>
-        <w:rPr>
-          <w:lang w:val="fr-FR"/>
-        </w:rPr>
-        <w:t>UID;</w:t>
-      </w:r>
-      <w:proofErr w:type="gramEnd"/>
-      <w:r>
-        <w:rPr>
-          <w:lang w:val="fr-FR"/>
-        </w:rPr>
-        <w:t xml:space="preserve"> étudier les surfaces </w:t>
-      </w:r>
-      <w:proofErr w:type="gramStart"/>
-      <w:r>
-        <w:rPr>
-          <w:lang w:val="fr-FR"/>
-        </w:rPr>
-        <w:t>d’entrée;</w:t>
-      </w:r>
-      <w:proofErr w:type="gramEnd"/>
-      <w:r>
-        <w:rPr>
-          <w:lang w:val="fr-FR"/>
-        </w:rPr>
         <w:t xml:space="preserve"> reproduire des exploitations dans l’environnement </w:t>
       </w:r>
-      <w:proofErr w:type="gramStart"/>
-      <w:r>
-        <w:rPr>
-          <w:lang w:val="fr-FR"/>
-        </w:rPr>
-        <w:t>isolé;</w:t>
-      </w:r>
-      <w:proofErr w:type="gramEnd"/>
+      <w:r>
+        <w:rPr>
+          <w:lang w:val="fr-FR"/>
+        </w:rPr>
+        <w:t>isolé ;</w:t>
+      </w:r>
       <w:r>
         <w:rPr>
           <w:lang w:val="fr-FR"/>
         </w:rPr>
         <w:t xml:space="preserve"> corriger l’invocation de commandes externes et appliquer le moindre privilège.</w:t>
-      </w:r>
-    </w:p>
-    <w:p>
-      <w:pPr>
-        <w:pStyle w:val="Titre2"/>
-        <w:rPr>
-          <w:lang w:val="fr-FR"/>
-        </w:rPr>
-      </w:pPr>
-      <w:r>
-        <w:rPr>
-          <w:lang w:val="fr-FR"/>
-        </w:rPr>
-        <w:t>Actifs protégés</w:t>
-      </w:r>
-    </w:p>
-    <w:p>
-      <w:pPr>
-        <w:rPr>
-          <w:lang w:val="fr-FR"/>
-        </w:rPr>
-      </w:pPr>
-      <w:r>
-        <w:rPr>
-          <w:b/>
-          <w:lang w:val="fr-FR"/>
-        </w:rPr>
-        <w:t>[Décrire les actifs protégés par le programme et/ou les opérations privilégiées]</w:t>
       </w:r>
     </w:p>
     <w:p>
@@ -1252,7 +1208,6 @@
           <w:szCs w:val="24"/>
           <w:lang w:val="fr-FR" w:eastAsia="fr-FR"/>
         </w:rPr>
-        <w:lastRenderedPageBreak/>
         <w:t>﻿</w:t>
       </w:r>
     </w:p>
@@ -1573,6 +1528,7 @@
           <w:szCs w:val="20"/>
           <w:lang w:val="fr-FR" w:eastAsia="fr-FR"/>
         </w:rPr>
+        <w:lastRenderedPageBreak/>
         <w:t>lab</w:t>
       </w:r>
       <w:proofErr w:type="gramEnd"/>
@@ -3322,28 +3278,17 @@
           <w:rFonts w:ascii="Courier New" w:eastAsia="Times New Roman" w:hAnsi="Courier New" w:cs="Courier New"/>
           <w:sz w:val="20"/>
           <w:szCs w:val="20"/>
-          <w:lang w:val="fr-FR" w:eastAsia="fr-FR"/>
-        </w:rPr>
-      </w:pPr>
-      <w:proofErr w:type="gramStart"/>
-      <w:r>
-        <w:rPr>
-          <w:rFonts w:ascii="Courier New" w:eastAsia="Times New Roman" w:hAnsi="Courier New" w:cs="Courier New"/>
-          <w:sz w:val="20"/>
-          <w:szCs w:val="20"/>
-          <w:lang w:val="fr-FR" w:eastAsia="fr-FR"/>
-        </w:rPr>
-        <w:t>total</w:t>
-      </w:r>
-      <w:proofErr w:type="gramEnd"/>
-      <w:r>
-        <w:rPr>
-          <w:rFonts w:ascii="Courier New" w:eastAsia="Times New Roman" w:hAnsi="Courier New" w:cs="Courier New"/>
-          <w:sz w:val="20"/>
-          <w:szCs w:val="20"/>
-          <w:lang w:val="fr-FR" w:eastAsia="fr-FR"/>
-        </w:rPr>
-        <w:t xml:space="preserve"> 0</w:t>
+          <w:lang w:eastAsia="fr-FR"/>
+        </w:rPr>
+      </w:pPr>
+      <w:r>
+        <w:rPr>
+          <w:rFonts w:ascii="Courier New" w:eastAsia="Times New Roman" w:hAnsi="Courier New" w:cs="Courier New"/>
+          <w:sz w:val="20"/>
+          <w:szCs w:val="20"/>
+          <w:lang w:eastAsia="fr-FR"/>
+        </w:rPr>
+        <w:t>total 0</w:t>
       </w:r>
     </w:p>
     <w:p>
@@ -3371,15 +3316,15 @@
           <w:rFonts w:ascii="Courier New" w:eastAsia="Times New Roman" w:hAnsi="Courier New" w:cs="Courier New"/>
           <w:sz w:val="20"/>
           <w:szCs w:val="20"/>
-          <w:lang w:val="fr-FR" w:eastAsia="fr-FR"/>
-        </w:rPr>
-      </w:pPr>
-      <w:r>
-        <w:rPr>
-          <w:rFonts w:ascii="Courier New" w:eastAsia="Times New Roman" w:hAnsi="Courier New" w:cs="Courier New"/>
-          <w:sz w:val="20"/>
-          <w:szCs w:val="20"/>
-          <w:lang w:val="fr-FR" w:eastAsia="fr-FR"/>
+          <w:lang w:eastAsia="fr-FR"/>
+        </w:rPr>
+      </w:pPr>
+      <w:r>
+        <w:rPr>
+          <w:rFonts w:ascii="Courier New" w:eastAsia="Times New Roman" w:hAnsi="Courier New" w:cs="Courier New"/>
+          <w:sz w:val="20"/>
+          <w:szCs w:val="20"/>
+          <w:lang w:eastAsia="fr-FR"/>
         </w:rPr>
         <w:t>-</w:t>
       </w:r>
@@ -3389,7 +3334,7 @@
           <w:rFonts w:ascii="Courier New" w:eastAsia="Times New Roman" w:hAnsi="Courier New" w:cs="Courier New"/>
           <w:sz w:val="20"/>
           <w:szCs w:val="20"/>
-          <w:lang w:val="fr-FR" w:eastAsia="fr-FR"/>
+          <w:lang w:eastAsia="fr-FR"/>
         </w:rPr>
         <w:t>rw-rw</w:t>
       </w:r>
@@ -3399,29 +3344,9 @@
           <w:rFonts w:ascii="Courier New" w:eastAsia="Times New Roman" w:hAnsi="Courier New" w:cs="Courier New"/>
           <w:sz w:val="20"/>
           <w:szCs w:val="20"/>
-          <w:lang w:val="fr-FR" w:eastAsia="fr-FR"/>
-        </w:rPr>
-        <w:t xml:space="preserve">---- 1 lab1_user1 lab1_groupA 0 Sep 27 </w:t>
-      </w:r>
-      <w:proofErr w:type="gramStart"/>
-      <w:r>
-        <w:rPr>
-          <w:rFonts w:ascii="Courier New" w:eastAsia="Times New Roman" w:hAnsi="Courier New" w:cs="Courier New"/>
-          <w:sz w:val="20"/>
-          <w:szCs w:val="20"/>
-          <w:lang w:val="fr-FR" w:eastAsia="fr-FR"/>
-        </w:rPr>
-        <w:t>18:</w:t>
-      </w:r>
-      <w:proofErr w:type="gramEnd"/>
-      <w:r>
-        <w:rPr>
-          <w:rFonts w:ascii="Courier New" w:eastAsia="Times New Roman" w:hAnsi="Courier New" w:cs="Courier New"/>
-          <w:sz w:val="20"/>
-          <w:szCs w:val="20"/>
-          <w:lang w:val="fr-FR" w:eastAsia="fr-FR"/>
-        </w:rPr>
-        <w:t>25 file_user1</w:t>
+          <w:lang w:eastAsia="fr-FR"/>
+        </w:rPr>
+        <w:t>---- 1 lab1_user1 lab1_groupA 0 Sep 27 18:25 file_user1</w:t>
       </w:r>
     </w:p>
     <w:p>
@@ -3449,15 +3374,15 @@
           <w:rFonts w:ascii="Courier New" w:eastAsia="Times New Roman" w:hAnsi="Courier New" w:cs="Courier New"/>
           <w:sz w:val="20"/>
           <w:szCs w:val="20"/>
-          <w:lang w:val="fr-FR" w:eastAsia="fr-FR"/>
-        </w:rPr>
-      </w:pPr>
-      <w:r>
-        <w:rPr>
-          <w:rFonts w:ascii="Courier New" w:eastAsia="Times New Roman" w:hAnsi="Courier New" w:cs="Courier New"/>
-          <w:sz w:val="20"/>
-          <w:szCs w:val="20"/>
-          <w:lang w:val="fr-FR" w:eastAsia="fr-FR"/>
+          <w:lang w:eastAsia="fr-FR"/>
+        </w:rPr>
+      </w:pPr>
+      <w:r>
+        <w:rPr>
+          <w:rFonts w:ascii="Courier New" w:eastAsia="Times New Roman" w:hAnsi="Courier New" w:cs="Courier New"/>
+          <w:sz w:val="20"/>
+          <w:szCs w:val="20"/>
+          <w:lang w:eastAsia="fr-FR"/>
         </w:rPr>
         <w:t>-</w:t>
       </w:r>
@@ -3467,7 +3392,7 @@
           <w:rFonts w:ascii="Courier New" w:eastAsia="Times New Roman" w:hAnsi="Courier New" w:cs="Courier New"/>
           <w:sz w:val="20"/>
           <w:szCs w:val="20"/>
-          <w:lang w:val="fr-FR" w:eastAsia="fr-FR"/>
+          <w:lang w:eastAsia="fr-FR"/>
         </w:rPr>
         <w:t>rw-rw</w:t>
       </w:r>
@@ -3477,29 +3402,9 @@
           <w:rFonts w:ascii="Courier New" w:eastAsia="Times New Roman" w:hAnsi="Courier New" w:cs="Courier New"/>
           <w:sz w:val="20"/>
           <w:szCs w:val="20"/>
-          <w:lang w:val="fr-FR" w:eastAsia="fr-FR"/>
-        </w:rPr>
-        <w:t xml:space="preserve">---- 1 lab1_user2 lab1_groupA 0 Sep 27 </w:t>
-      </w:r>
-      <w:proofErr w:type="gramStart"/>
-      <w:r>
-        <w:rPr>
-          <w:rFonts w:ascii="Courier New" w:eastAsia="Times New Roman" w:hAnsi="Courier New" w:cs="Courier New"/>
-          <w:sz w:val="20"/>
-          <w:szCs w:val="20"/>
-          <w:lang w:val="fr-FR" w:eastAsia="fr-FR"/>
-        </w:rPr>
-        <w:t>18:</w:t>
-      </w:r>
-      <w:proofErr w:type="gramEnd"/>
-      <w:r>
-        <w:rPr>
-          <w:rFonts w:ascii="Courier New" w:eastAsia="Times New Roman" w:hAnsi="Courier New" w:cs="Courier New"/>
-          <w:sz w:val="20"/>
-          <w:szCs w:val="20"/>
-          <w:lang w:val="fr-FR" w:eastAsia="fr-FR"/>
-        </w:rPr>
-        <w:t>26 file_user2</w:t>
+          <w:lang w:eastAsia="fr-FR"/>
+        </w:rPr>
+        <w:t>---- 1 lab1_user2 lab1_groupA 0 Sep 27 18:26 file_user2</w:t>
       </w:r>
     </w:p>
     <w:p>
@@ -3992,8 +3897,24 @@
         <w:rPr>
           <w:lang w:val="fr-FR"/>
         </w:rPr>
-        <w:t>----), ce qui conserve les droits de lecture et d’écriture pour le propriétaire et le groupe tout en supprimant les permissions des autres utilisateurs.</w:t>
-      </w:r>
+        <w:t xml:space="preserve">----), ce qui conserve les droits de lecture et d’écriture pour le propriétaire et le groupe tout en supprimant les permissions des autres </w:t>
+      </w:r>
+      <w:proofErr w:type="spellStart"/>
+      <w:proofErr w:type="gramStart"/>
+      <w:r>
+        <w:rPr>
+          <w:lang w:val="fr-FR"/>
+        </w:rPr>
+        <w:t>utilisateurs.</w:t>
+      </w:r>
+      <w:r>
+        <w:rPr>
+          <w:lang w:val="fr-FR"/>
+        </w:rPr>
+        <w:t>z</w:t>
+      </w:r>
+      <w:proofErr w:type="spellEnd"/>
+      <w:proofErr w:type="gramEnd"/>
     </w:p>
     <w:p>
       <w:pPr>
@@ -4252,22 +4173,8 @@
           <w:szCs w:val="20"/>
           <w:lang w:eastAsia="fr-FR"/>
         </w:rPr>
-        <w:t>/.../</w:t>
-      </w:r>
-      <w:proofErr w:type="spellStart"/>
-      <w:r>
-        <w:rPr>
-          <w:rFonts w:ascii="Courier New" w:eastAsia="Times New Roman" w:hAnsi="Courier New" w:cs="Courier New"/>
-          <w:b/>
-          <w:bCs/>
-          <w:color w:val="3465A4"/>
-          <w:sz w:val="20"/>
-          <w:szCs w:val="20"/>
-          <w:lang w:eastAsia="fr-FR"/>
-        </w:rPr>
-        <w:t>Labsetup</w:t>
-      </w:r>
-      <w:proofErr w:type="spellEnd"/>
+        <w:t>/.../Labsetup</w:t>
+      </w:r>
       <w:r>
         <w:rPr>
           <w:rFonts w:ascii="Courier New" w:eastAsia="Times New Roman" w:hAnsi="Courier New" w:cs="Courier New"/>
@@ -4524,7 +4431,7 @@
           <w:rFonts w:ascii="Courier New" w:eastAsia="Times New Roman" w:hAnsi="Courier New" w:cs="Courier New"/>
           <w:sz w:val="20"/>
           <w:szCs w:val="20"/>
-          <w:lang w:eastAsia="fr-FR"/>
+          <w:lang w:val="fr-FR" w:eastAsia="fr-FR"/>
         </w:rPr>
       </w:pPr>
       <w:proofErr w:type="gramStart"/>
@@ -4533,7 +4440,7 @@
           <w:rFonts w:ascii="Courier New" w:eastAsia="Times New Roman" w:hAnsi="Courier New" w:cs="Courier New"/>
           <w:sz w:val="20"/>
           <w:szCs w:val="20"/>
-          <w:lang w:eastAsia="fr-FR"/>
+          <w:lang w:val="fr-FR" w:eastAsia="fr-FR"/>
         </w:rPr>
         <w:t>user::</w:t>
       </w:r>
@@ -4544,7 +4451,7 @@
           <w:rFonts w:ascii="Courier New" w:eastAsia="Times New Roman" w:hAnsi="Courier New" w:cs="Courier New"/>
           <w:sz w:val="20"/>
           <w:szCs w:val="20"/>
-          <w:lang w:eastAsia="fr-FR"/>
+          <w:lang w:val="fr-FR" w:eastAsia="fr-FR"/>
         </w:rPr>
         <w:t>rwx</w:t>
       </w:r>
@@ -4575,7 +4482,7 @@
           <w:rFonts w:ascii="Courier New" w:eastAsia="Times New Roman" w:hAnsi="Courier New" w:cs="Courier New"/>
           <w:sz w:val="20"/>
           <w:szCs w:val="20"/>
-          <w:lang w:eastAsia="fr-FR"/>
+          <w:lang w:val="fr-FR" w:eastAsia="fr-FR"/>
         </w:rPr>
       </w:pPr>
       <w:proofErr w:type="gramStart"/>
@@ -4584,7 +4491,7 @@
           <w:rFonts w:ascii="Courier New" w:eastAsia="Times New Roman" w:hAnsi="Courier New" w:cs="Courier New"/>
           <w:sz w:val="20"/>
           <w:szCs w:val="20"/>
-          <w:lang w:eastAsia="fr-FR"/>
+          <w:lang w:val="fr-FR" w:eastAsia="fr-FR"/>
         </w:rPr>
         <w:t>user:lab</w:t>
       </w:r>
@@ -4594,7 +4501,7 @@
           <w:rFonts w:ascii="Courier New" w:eastAsia="Times New Roman" w:hAnsi="Courier New" w:cs="Courier New"/>
           <w:sz w:val="20"/>
           <w:szCs w:val="20"/>
-          <w:lang w:eastAsia="fr-FR"/>
+          <w:lang w:val="fr-FR" w:eastAsia="fr-FR"/>
         </w:rPr>
         <w:t>1_user</w:t>
       </w:r>
@@ -4604,7 +4511,7 @@
           <w:rFonts w:ascii="Courier New" w:eastAsia="Times New Roman" w:hAnsi="Courier New" w:cs="Courier New"/>
           <w:sz w:val="20"/>
           <w:szCs w:val="20"/>
-          <w:lang w:eastAsia="fr-FR"/>
+          <w:lang w:val="fr-FR" w:eastAsia="fr-FR"/>
         </w:rPr>
         <w:t>3:r</w:t>
       </w:r>
@@ -4614,7 +4521,7 @@
           <w:rFonts w:ascii="Courier New" w:eastAsia="Times New Roman" w:hAnsi="Courier New" w:cs="Courier New"/>
           <w:sz w:val="20"/>
           <w:szCs w:val="20"/>
-          <w:lang w:eastAsia="fr-FR"/>
+          <w:lang w:val="fr-FR" w:eastAsia="fr-FR"/>
         </w:rPr>
         <w:t>-x</w:t>
       </w:r>
@@ -4695,29 +4602,18 @@
           <w:rFonts w:ascii="Courier New" w:eastAsia="Times New Roman" w:hAnsi="Courier New" w:cs="Courier New"/>
           <w:sz w:val="20"/>
           <w:szCs w:val="20"/>
-          <w:lang w:val="fr-FR" w:eastAsia="fr-FR"/>
-        </w:rPr>
-      </w:pPr>
-      <w:proofErr w:type="spellStart"/>
+          <w:lang w:eastAsia="fr-FR"/>
+        </w:rPr>
+      </w:pPr>
       <w:proofErr w:type="gramStart"/>
       <w:r>
         <w:rPr>
           <w:rFonts w:ascii="Courier New" w:eastAsia="Times New Roman" w:hAnsi="Courier New" w:cs="Courier New"/>
           <w:sz w:val="20"/>
           <w:szCs w:val="20"/>
-          <w:lang w:val="fr-FR" w:eastAsia="fr-FR"/>
-        </w:rPr>
-        <w:t>mask</w:t>
-      </w:r>
-      <w:proofErr w:type="spellEnd"/>
-      <w:r>
-        <w:rPr>
-          <w:rFonts w:ascii="Courier New" w:eastAsia="Times New Roman" w:hAnsi="Courier New" w:cs="Courier New"/>
-          <w:sz w:val="20"/>
-          <w:szCs w:val="20"/>
-          <w:lang w:val="fr-FR" w:eastAsia="fr-FR"/>
-        </w:rPr>
-        <w:t>::</w:t>
+          <w:lang w:eastAsia="fr-FR"/>
+        </w:rPr>
+        <w:t>mask::</w:t>
       </w:r>
       <w:proofErr w:type="spellStart"/>
       <w:proofErr w:type="gramEnd"/>
@@ -4726,7 +4622,7 @@
           <w:rFonts w:ascii="Courier New" w:eastAsia="Times New Roman" w:hAnsi="Courier New" w:cs="Courier New"/>
           <w:sz w:val="20"/>
           <w:szCs w:val="20"/>
-          <w:lang w:val="fr-FR" w:eastAsia="fr-FR"/>
+          <w:lang w:eastAsia="fr-FR"/>
         </w:rPr>
         <w:t>rwx</w:t>
       </w:r>
@@ -4757,29 +4653,18 @@
           <w:rFonts w:ascii="Courier New" w:eastAsia="Times New Roman" w:hAnsi="Courier New" w:cs="Courier New"/>
           <w:sz w:val="20"/>
           <w:szCs w:val="20"/>
-          <w:lang w:val="fr-FR" w:eastAsia="fr-FR"/>
-        </w:rPr>
-      </w:pPr>
-      <w:proofErr w:type="spellStart"/>
+          <w:lang w:eastAsia="fr-FR"/>
+        </w:rPr>
+      </w:pPr>
       <w:proofErr w:type="gramStart"/>
       <w:r>
         <w:rPr>
           <w:rFonts w:ascii="Courier New" w:eastAsia="Times New Roman" w:hAnsi="Courier New" w:cs="Courier New"/>
           <w:sz w:val="20"/>
           <w:szCs w:val="20"/>
-          <w:lang w:val="fr-FR" w:eastAsia="fr-FR"/>
-        </w:rPr>
-        <w:t>other</w:t>
-      </w:r>
-      <w:proofErr w:type="spellEnd"/>
-      <w:r>
-        <w:rPr>
-          <w:rFonts w:ascii="Courier New" w:eastAsia="Times New Roman" w:hAnsi="Courier New" w:cs="Courier New"/>
-          <w:sz w:val="20"/>
-          <w:szCs w:val="20"/>
-          <w:lang w:val="fr-FR" w:eastAsia="fr-FR"/>
-        </w:rPr>
-        <w:t>::</w:t>
+          <w:lang w:eastAsia="fr-FR"/>
+        </w:rPr>
+        <w:t>other::</w:t>
       </w:r>
       <w:proofErr w:type="gramEnd"/>
       <w:r>
@@ -4787,7 +4672,7 @@
           <w:rFonts w:ascii="Courier New" w:eastAsia="Times New Roman" w:hAnsi="Courier New" w:cs="Courier New"/>
           <w:sz w:val="20"/>
           <w:szCs w:val="20"/>
-          <w:lang w:val="fr-FR" w:eastAsia="fr-FR"/>
+          <w:lang w:eastAsia="fr-FR"/>
         </w:rPr>
         <w:t>---</w:t>
       </w:r>
@@ -4817,7 +4702,7 @@
           <w:rFonts w:ascii="Courier New" w:eastAsia="Times New Roman" w:hAnsi="Courier New" w:cs="Courier New"/>
           <w:sz w:val="20"/>
           <w:szCs w:val="20"/>
-          <w:lang w:val="fr-FR" w:eastAsia="fr-FR"/>
+          <w:lang w:eastAsia="fr-FR"/>
         </w:rPr>
       </w:pPr>
     </w:p>
@@ -4999,22 +4884,8 @@
           <w:szCs w:val="20"/>
           <w:lang w:eastAsia="fr-FR"/>
         </w:rPr>
-        <w:t>/.../</w:t>
-      </w:r>
-      <w:proofErr w:type="spellStart"/>
-      <w:r>
-        <w:rPr>
-          <w:rFonts w:ascii="Courier New" w:eastAsia="Times New Roman" w:hAnsi="Courier New" w:cs="Courier New"/>
-          <w:b/>
-          <w:bCs/>
-          <w:color w:val="3465A4"/>
-          <w:sz w:val="20"/>
-          <w:szCs w:val="20"/>
-          <w:lang w:eastAsia="fr-FR"/>
-        </w:rPr>
-        <w:t>Labsetup</w:t>
-      </w:r>
-      <w:proofErr w:type="spellEnd"/>
+        <w:t>/.../Labsetup</w:t>
+      </w:r>
       <w:r>
         <w:rPr>
           <w:rFonts w:ascii="Courier New" w:eastAsia="Times New Roman" w:hAnsi="Courier New" w:cs="Courier New"/>
@@ -5286,22 +5157,8 @@
           <w:szCs w:val="20"/>
           <w:lang w:eastAsia="fr-FR"/>
         </w:rPr>
-        <w:t>/.../</w:t>
-      </w:r>
-      <w:proofErr w:type="spellStart"/>
-      <w:r>
-        <w:rPr>
-          <w:rFonts w:ascii="Courier New" w:eastAsia="Times New Roman" w:hAnsi="Courier New" w:cs="Courier New"/>
-          <w:b/>
-          <w:bCs/>
-          <w:color w:val="3465A4"/>
-          <w:sz w:val="20"/>
-          <w:szCs w:val="20"/>
-          <w:lang w:eastAsia="fr-FR"/>
-        </w:rPr>
-        <w:t>Labsetup</w:t>
-      </w:r>
-      <w:proofErr w:type="spellEnd"/>
+        <w:t>/.../Labsetup</w:t>
+      </w:r>
       <w:r>
         <w:rPr>
           <w:rFonts w:ascii="Courier New" w:eastAsia="Times New Roman" w:hAnsi="Courier New" w:cs="Courier New"/>
@@ -5583,22 +5440,8 @@
           <w:szCs w:val="20"/>
           <w:lang w:eastAsia="fr-FR"/>
         </w:rPr>
-        <w:t>/.../</w:t>
-      </w:r>
-      <w:proofErr w:type="spellStart"/>
-      <w:r>
-        <w:rPr>
-          <w:rFonts w:ascii="Courier New" w:eastAsia="Times New Roman" w:hAnsi="Courier New" w:cs="Courier New"/>
-          <w:b/>
-          <w:bCs/>
-          <w:color w:val="3465A4"/>
-          <w:sz w:val="20"/>
-          <w:szCs w:val="20"/>
-          <w:lang w:eastAsia="fr-FR"/>
-        </w:rPr>
-        <w:t>Labsetup</w:t>
-      </w:r>
-      <w:proofErr w:type="spellEnd"/>
+        <w:t>/.../Labsetup</w:t>
+      </w:r>
       <w:r>
         <w:rPr>
           <w:rFonts w:ascii="Courier New" w:eastAsia="Times New Roman" w:hAnsi="Courier New" w:cs="Courier New"/>
@@ -5782,78 +5625,489 @@
     </w:p>
     <w:p>
       <w:pPr>
-        <w:rPr>
-          <w:lang w:val="fr-FR"/>
-        </w:rPr>
-      </w:pPr>
-      <w:r>
-        <w:rPr>
+        <w:tabs>
+          <w:tab w:val="left" w:pos="916"/>
+          <w:tab w:val="left" w:pos="1832"/>
+          <w:tab w:val="left" w:pos="2748"/>
+          <w:tab w:val="left" w:pos="3664"/>
+          <w:tab w:val="left" w:pos="4580"/>
+          <w:tab w:val="left" w:pos="5496"/>
+          <w:tab w:val="left" w:pos="6412"/>
+          <w:tab w:val="left" w:pos="7328"/>
+          <w:tab w:val="left" w:pos="8244"/>
+          <w:tab w:val="left" w:pos="9160"/>
+          <w:tab w:val="left" w:pos="10076"/>
+          <w:tab w:val="left" w:pos="10992"/>
+          <w:tab w:val="left" w:pos="11908"/>
+          <w:tab w:val="left" w:pos="12824"/>
+          <w:tab w:val="left" w:pos="13740"/>
+          <w:tab w:val="left" w:pos="14656"/>
+        </w:tabs>
+        <w:spacing w:after="0" w:line="240" w:lineRule="auto"/>
+        <w:rPr>
+          <w:rFonts w:ascii="Courier New" w:eastAsia="Times New Roman" w:hAnsi="Courier New" w:cs="Courier New"/>
+          <w:sz w:val="20"/>
+          <w:szCs w:val="20"/>
+          <w:lang w:eastAsia="fr-FR"/>
+        </w:rPr>
+      </w:pPr>
+      <w:r>
+        <w:rPr>
+          <w:rFonts w:ascii="Courier New" w:eastAsia="Times New Roman" w:hAnsi="Courier New" w:cs="Courier New"/>
+          <w:sz w:val="20"/>
+          <w:szCs w:val="20"/>
+          <w:lang w:eastAsia="fr-FR"/>
+        </w:rPr>
+        <w:t>[09/27/</w:t>
+      </w:r>
+      <w:proofErr w:type="gramStart"/>
+      <w:r>
+        <w:rPr>
+          <w:rFonts w:ascii="Courier New" w:eastAsia="Times New Roman" w:hAnsi="Courier New" w:cs="Courier New"/>
+          <w:sz w:val="20"/>
+          <w:szCs w:val="20"/>
+          <w:lang w:eastAsia="fr-FR"/>
+        </w:rPr>
+        <w:t>26]</w:t>
+      </w:r>
+      <w:proofErr w:type="spellStart"/>
+      <w:r>
+        <w:rPr>
+          <w:rFonts w:ascii="Courier New" w:eastAsia="Times New Roman" w:hAnsi="Courier New" w:cs="Courier New"/>
           <w:b/>
-          <w:lang w:val="fr-FR"/>
-        </w:rPr>
-        <w:t>[Propriétaire et permissions du binaire (ls -l)]</w:t>
+          <w:bCs/>
+          <w:color w:val="4E9A06"/>
+          <w:sz w:val="20"/>
+          <w:szCs w:val="20"/>
+          <w:lang w:eastAsia="fr-FR"/>
+        </w:rPr>
+        <w:t>seed</w:t>
+      </w:r>
+      <w:proofErr w:type="gramEnd"/>
+      <w:r>
+        <w:rPr>
+          <w:rFonts w:ascii="Courier New" w:eastAsia="Times New Roman" w:hAnsi="Courier New" w:cs="Courier New"/>
+          <w:b/>
+          <w:bCs/>
+          <w:color w:val="4E9A06"/>
+          <w:sz w:val="20"/>
+          <w:szCs w:val="20"/>
+          <w:lang w:eastAsia="fr-FR"/>
+        </w:rPr>
+        <w:t>@</w:t>
+      </w:r>
+      <w:proofErr w:type="gramStart"/>
+      <w:r>
+        <w:rPr>
+          <w:rFonts w:ascii="Courier New" w:eastAsia="Times New Roman" w:hAnsi="Courier New" w:cs="Courier New"/>
+          <w:b/>
+          <w:bCs/>
+          <w:color w:val="4E9A06"/>
+          <w:sz w:val="20"/>
+          <w:szCs w:val="20"/>
+          <w:lang w:eastAsia="fr-FR"/>
+        </w:rPr>
+        <w:t>VM</w:t>
+      </w:r>
+      <w:proofErr w:type="spellEnd"/>
+      <w:r>
+        <w:rPr>
+          <w:rFonts w:ascii="Courier New" w:eastAsia="Times New Roman" w:hAnsi="Courier New" w:cs="Courier New"/>
+          <w:sz w:val="20"/>
+          <w:szCs w:val="20"/>
+          <w:lang w:eastAsia="fr-FR"/>
+        </w:rPr>
+        <w:t>:</w:t>
+      </w:r>
+      <w:r>
+        <w:rPr>
+          <w:rFonts w:ascii="Courier New" w:eastAsia="Times New Roman" w:hAnsi="Courier New" w:cs="Courier New"/>
+          <w:b/>
+          <w:bCs/>
+          <w:color w:val="3465A4"/>
+          <w:sz w:val="20"/>
+          <w:szCs w:val="20"/>
+          <w:lang w:eastAsia="fr-FR"/>
+        </w:rPr>
+        <w:t>~</w:t>
+      </w:r>
+      <w:proofErr w:type="gramEnd"/>
+      <w:r>
+        <w:rPr>
+          <w:rFonts w:ascii="Courier New" w:eastAsia="Times New Roman" w:hAnsi="Courier New" w:cs="Courier New"/>
+          <w:b/>
+          <w:bCs/>
+          <w:color w:val="3465A4"/>
+          <w:sz w:val="20"/>
+          <w:szCs w:val="20"/>
+          <w:lang w:eastAsia="fr-FR"/>
+        </w:rPr>
+        <w:t>/.../Labsetup</w:t>
+      </w:r>
+      <w:r>
+        <w:rPr>
+          <w:rFonts w:ascii="Courier New" w:eastAsia="Times New Roman" w:hAnsi="Courier New" w:cs="Courier New"/>
+          <w:sz w:val="20"/>
+          <w:szCs w:val="20"/>
+          <w:lang w:eastAsia="fr-FR"/>
+        </w:rPr>
+        <w:t>$ ls -l catall_e4</w:t>
       </w:r>
     </w:p>
     <w:p>
       <w:pPr>
-        <w:rPr>
-          <w:lang w:val="fr-FR"/>
-        </w:rPr>
-      </w:pPr>
-      <w:proofErr w:type="gramStart"/>
-      <w:r>
-        <w:rPr>
-          <w:lang w:val="fr-FR"/>
-        </w:rPr>
-        <w:t>github</w:t>
-      </w:r>
-      <w:proofErr w:type="gramEnd"/>
-      <w:r>
-        <w:rPr>
-          <w:lang w:val="fr-FR"/>
-        </w:rPr>
-        <w:t>_pat_11BC24HXQ0g6A5v21UBz89_SOlsatlCfD1HQZVwrLVhaqvVA7DTWKNnLzVJ0u5Lt6XFHVCS3HTap68QFES</w:t>
+        <w:tabs>
+          <w:tab w:val="left" w:pos="916"/>
+          <w:tab w:val="left" w:pos="1832"/>
+          <w:tab w:val="left" w:pos="2748"/>
+          <w:tab w:val="left" w:pos="3664"/>
+          <w:tab w:val="left" w:pos="4580"/>
+          <w:tab w:val="left" w:pos="5496"/>
+          <w:tab w:val="left" w:pos="6412"/>
+          <w:tab w:val="left" w:pos="7328"/>
+          <w:tab w:val="left" w:pos="8244"/>
+          <w:tab w:val="left" w:pos="9160"/>
+          <w:tab w:val="left" w:pos="10076"/>
+          <w:tab w:val="left" w:pos="10992"/>
+          <w:tab w:val="left" w:pos="11908"/>
+          <w:tab w:val="left" w:pos="12824"/>
+          <w:tab w:val="left" w:pos="13740"/>
+          <w:tab w:val="left" w:pos="14656"/>
+        </w:tabs>
+        <w:spacing w:after="0" w:line="240" w:lineRule="auto"/>
+        <w:rPr>
+          <w:rFonts w:ascii="Courier New" w:eastAsia="Times New Roman" w:hAnsi="Courier New" w:cs="Courier New"/>
+          <w:sz w:val="20"/>
+          <w:szCs w:val="20"/>
+          <w:lang w:eastAsia="fr-FR"/>
+        </w:rPr>
+      </w:pPr>
+      <w:r>
+        <w:rPr>
+          <w:rFonts w:ascii="Courier New" w:eastAsia="Times New Roman" w:hAnsi="Courier New" w:cs="Courier New"/>
+          <w:sz w:val="20"/>
+          <w:szCs w:val="20"/>
+          <w:lang w:eastAsia="fr-FR"/>
+        </w:rPr>
+        <w:t>-</w:t>
+      </w:r>
+      <w:proofErr w:type="spellStart"/>
+      <w:r>
+        <w:rPr>
+          <w:rFonts w:ascii="Courier New" w:eastAsia="Times New Roman" w:hAnsi="Courier New" w:cs="Courier New"/>
+          <w:sz w:val="20"/>
+          <w:szCs w:val="20"/>
+          <w:lang w:eastAsia="fr-FR"/>
+        </w:rPr>
+        <w:t>rwsr</w:t>
+      </w:r>
+      <w:proofErr w:type="spellEnd"/>
+      <w:r>
+        <w:rPr>
+          <w:rFonts w:ascii="Courier New" w:eastAsia="Times New Roman" w:hAnsi="Courier New" w:cs="Courier New"/>
+          <w:sz w:val="20"/>
+          <w:szCs w:val="20"/>
+          <w:lang w:eastAsia="fr-FR"/>
+        </w:rPr>
+        <w:t>-</w:t>
+      </w:r>
+      <w:proofErr w:type="spellStart"/>
+      <w:r>
+        <w:rPr>
+          <w:rFonts w:ascii="Courier New" w:eastAsia="Times New Roman" w:hAnsi="Courier New" w:cs="Courier New"/>
+          <w:sz w:val="20"/>
+          <w:szCs w:val="20"/>
+          <w:lang w:eastAsia="fr-FR"/>
+        </w:rPr>
+        <w:t>xr</w:t>
+      </w:r>
+      <w:proofErr w:type="spellEnd"/>
+      <w:r>
+        <w:rPr>
+          <w:rFonts w:ascii="Courier New" w:eastAsia="Times New Roman" w:hAnsi="Courier New" w:cs="Courier New"/>
+          <w:sz w:val="20"/>
+          <w:szCs w:val="20"/>
+          <w:lang w:eastAsia="fr-FR"/>
+        </w:rPr>
+        <w:t xml:space="preserve">-x 1 root </w:t>
+      </w:r>
+      <w:proofErr w:type="spellStart"/>
+      <w:r>
+        <w:rPr>
+          <w:rFonts w:ascii="Courier New" w:eastAsia="Times New Roman" w:hAnsi="Courier New" w:cs="Courier New"/>
+          <w:sz w:val="20"/>
+          <w:szCs w:val="20"/>
+          <w:lang w:eastAsia="fr-FR"/>
+        </w:rPr>
+        <w:t>root</w:t>
+      </w:r>
+      <w:proofErr w:type="spellEnd"/>
+      <w:r>
+        <w:rPr>
+          <w:rFonts w:ascii="Courier New" w:eastAsia="Times New Roman" w:hAnsi="Courier New" w:cs="Courier New"/>
+          <w:sz w:val="20"/>
+          <w:szCs w:val="20"/>
+          <w:lang w:eastAsia="fr-FR"/>
+        </w:rPr>
+        <w:t xml:space="preserve"> 17000 Sep 27 19:28 </w:t>
+      </w:r>
+      <w:r>
+        <w:rPr>
+          <w:rFonts w:ascii="Courier New" w:eastAsia="Times New Roman" w:hAnsi="Courier New" w:cs="Courier New"/>
+          <w:color w:val="D3D7CF"/>
+          <w:sz w:val="20"/>
+          <w:szCs w:val="20"/>
+          <w:shd w:val="clear" w:color="auto" w:fill="CC0000"/>
+          <w:lang w:eastAsia="fr-FR"/>
+        </w:rPr>
+        <w:t>catall_e4</w:t>
       </w:r>
     </w:p>
     <w:p>
       <w:pPr>
-        <w:rPr>
-          <w:lang w:val="fr-FR"/>
-        </w:rPr>
-      </w:pPr>
-      <w:r>
-        <w:rPr>
-          <w:b/>
-          <w:lang w:val="fr-FR"/>
-        </w:rPr>
-        <w:t xml:space="preserve">[Sortie </w:t>
-      </w:r>
-      <w:proofErr w:type="spellStart"/>
-      <w:r>
-        <w:rPr>
-          <w:b/>
-          <w:lang w:val="fr-FR"/>
-        </w:rPr>
-        <w:t>getresuid</w:t>
-      </w:r>
-      <w:proofErr w:type="spellEnd"/>
-      <w:r>
-        <w:rPr>
-          <w:b/>
-          <w:lang w:val="fr-FR"/>
-        </w:rPr>
-        <w:t xml:space="preserve"> / id permettant de distinguer les UID]</w:t>
-      </w:r>
+        <w:spacing w:after="0" w:line="240" w:lineRule="auto"/>
+        <w:rPr>
+          <w:rFonts w:ascii="Times New Roman" w:eastAsia="Times New Roman" w:hAnsi="Times New Roman" w:cs="Times New Roman"/>
+          <w:sz w:val="24"/>
+          <w:szCs w:val="24"/>
+          <w:lang w:eastAsia="fr-FR"/>
+        </w:rPr>
+      </w:pPr>
     </w:p>
     <w:p>
       <w:pPr>
-        <w:rPr>
-          <w:lang w:val="fr-FR"/>
-        </w:rPr>
-      </w:pPr>
+        <w:tabs>
+          <w:tab w:val="left" w:pos="916"/>
+          <w:tab w:val="left" w:pos="1832"/>
+          <w:tab w:val="left" w:pos="2748"/>
+          <w:tab w:val="left" w:pos="3664"/>
+          <w:tab w:val="left" w:pos="4580"/>
+          <w:tab w:val="left" w:pos="5496"/>
+          <w:tab w:val="left" w:pos="6412"/>
+          <w:tab w:val="left" w:pos="7328"/>
+          <w:tab w:val="left" w:pos="8244"/>
+          <w:tab w:val="left" w:pos="9160"/>
+          <w:tab w:val="left" w:pos="10076"/>
+          <w:tab w:val="left" w:pos="10992"/>
+          <w:tab w:val="left" w:pos="11908"/>
+          <w:tab w:val="left" w:pos="12824"/>
+          <w:tab w:val="left" w:pos="13740"/>
+          <w:tab w:val="left" w:pos="14656"/>
+        </w:tabs>
+        <w:spacing w:after="0" w:line="240" w:lineRule="auto"/>
+        <w:rPr>
+          <w:rFonts w:ascii="Courier New" w:eastAsia="Times New Roman" w:hAnsi="Courier New" w:cs="Courier New"/>
+          <w:sz w:val="20"/>
+          <w:szCs w:val="20"/>
+          <w:lang w:eastAsia="fr-FR"/>
+        </w:rPr>
+      </w:pPr>
+      <w:r>
+        <w:rPr>
+          <w:rFonts w:ascii="Courier New" w:eastAsia="Times New Roman" w:hAnsi="Courier New" w:cs="Courier New"/>
+          <w:sz w:val="20"/>
+          <w:szCs w:val="20"/>
+          <w:lang w:eastAsia="fr-FR"/>
+        </w:rPr>
+        <w:t>[09/27/</w:t>
+      </w:r>
+      <w:proofErr w:type="gramStart"/>
+      <w:r>
+        <w:rPr>
+          <w:rFonts w:ascii="Courier New" w:eastAsia="Times New Roman" w:hAnsi="Courier New" w:cs="Courier New"/>
+          <w:sz w:val="20"/>
+          <w:szCs w:val="20"/>
+          <w:lang w:eastAsia="fr-FR"/>
+        </w:rPr>
+        <w:t>26]</w:t>
+      </w:r>
+      <w:proofErr w:type="spellStart"/>
+      <w:r>
+        <w:rPr>
+          <w:rFonts w:ascii="Courier New" w:eastAsia="Times New Roman" w:hAnsi="Courier New" w:cs="Courier New"/>
+          <w:b/>
+          <w:bCs/>
+          <w:color w:val="4E9A06"/>
+          <w:sz w:val="20"/>
+          <w:szCs w:val="20"/>
+          <w:lang w:eastAsia="fr-FR"/>
+        </w:rPr>
+        <w:t>seed</w:t>
+      </w:r>
+      <w:proofErr w:type="gramEnd"/>
+      <w:r>
+        <w:rPr>
+          <w:rFonts w:ascii="Courier New" w:eastAsia="Times New Roman" w:hAnsi="Courier New" w:cs="Courier New"/>
+          <w:b/>
+          <w:bCs/>
+          <w:color w:val="4E9A06"/>
+          <w:sz w:val="20"/>
+          <w:szCs w:val="20"/>
+          <w:lang w:eastAsia="fr-FR"/>
+        </w:rPr>
+        <w:t>@</w:t>
+      </w:r>
+      <w:proofErr w:type="gramStart"/>
+      <w:r>
+        <w:rPr>
+          <w:rFonts w:ascii="Courier New" w:eastAsia="Times New Roman" w:hAnsi="Courier New" w:cs="Courier New"/>
+          <w:b/>
+          <w:bCs/>
+          <w:color w:val="4E9A06"/>
+          <w:sz w:val="20"/>
+          <w:szCs w:val="20"/>
+          <w:lang w:eastAsia="fr-FR"/>
+        </w:rPr>
+        <w:t>VM</w:t>
+      </w:r>
+      <w:proofErr w:type="spellEnd"/>
+      <w:r>
+        <w:rPr>
+          <w:rFonts w:ascii="Courier New" w:eastAsia="Times New Roman" w:hAnsi="Courier New" w:cs="Courier New"/>
+          <w:sz w:val="20"/>
+          <w:szCs w:val="20"/>
+          <w:lang w:eastAsia="fr-FR"/>
+        </w:rPr>
+        <w:t>:</w:t>
+      </w:r>
+      <w:r>
+        <w:rPr>
+          <w:rFonts w:ascii="Courier New" w:eastAsia="Times New Roman" w:hAnsi="Courier New" w:cs="Courier New"/>
+          <w:b/>
+          <w:bCs/>
+          <w:color w:val="3465A4"/>
+          <w:sz w:val="20"/>
+          <w:szCs w:val="20"/>
+          <w:lang w:eastAsia="fr-FR"/>
+        </w:rPr>
+        <w:t>~</w:t>
+      </w:r>
+      <w:proofErr w:type="gramEnd"/>
+      <w:r>
+        <w:rPr>
+          <w:rFonts w:ascii="Courier New" w:eastAsia="Times New Roman" w:hAnsi="Courier New" w:cs="Courier New"/>
+          <w:b/>
+          <w:bCs/>
+          <w:color w:val="3465A4"/>
+          <w:sz w:val="20"/>
+          <w:szCs w:val="20"/>
+          <w:lang w:eastAsia="fr-FR"/>
+        </w:rPr>
+        <w:t>/.../Labsetup</w:t>
+      </w:r>
+      <w:proofErr w:type="gramStart"/>
+      <w:r>
+        <w:rPr>
+          <w:rFonts w:ascii="Courier New" w:eastAsia="Times New Roman" w:hAnsi="Courier New" w:cs="Courier New"/>
+          <w:sz w:val="20"/>
+          <w:szCs w:val="20"/>
+          <w:lang w:eastAsia="fr-FR"/>
+        </w:rPr>
+        <w:t>$ .</w:t>
+      </w:r>
+      <w:proofErr w:type="gramEnd"/>
+      <w:r>
+        <w:rPr>
+          <w:rFonts w:ascii="Courier New" w:eastAsia="Times New Roman" w:hAnsi="Courier New" w:cs="Courier New"/>
+          <w:sz w:val="20"/>
+          <w:szCs w:val="20"/>
+          <w:lang w:eastAsia="fr-FR"/>
+        </w:rPr>
+        <w:t>/catall_e4 /dev/null</w:t>
+      </w:r>
     </w:p>
     <w:p>
       <w:pPr>
+        <w:tabs>
+          <w:tab w:val="left" w:pos="916"/>
+          <w:tab w:val="left" w:pos="1832"/>
+          <w:tab w:val="left" w:pos="2748"/>
+          <w:tab w:val="left" w:pos="3664"/>
+          <w:tab w:val="left" w:pos="4580"/>
+          <w:tab w:val="left" w:pos="5496"/>
+          <w:tab w:val="left" w:pos="6412"/>
+          <w:tab w:val="left" w:pos="7328"/>
+          <w:tab w:val="left" w:pos="8244"/>
+          <w:tab w:val="left" w:pos="9160"/>
+          <w:tab w:val="left" w:pos="10076"/>
+          <w:tab w:val="left" w:pos="10992"/>
+          <w:tab w:val="left" w:pos="11908"/>
+          <w:tab w:val="left" w:pos="12824"/>
+          <w:tab w:val="left" w:pos="13740"/>
+          <w:tab w:val="left" w:pos="14656"/>
+        </w:tabs>
+        <w:spacing w:after="0" w:line="240" w:lineRule="auto"/>
+        <w:rPr>
+          <w:rFonts w:ascii="Courier New" w:eastAsia="Times New Roman" w:hAnsi="Courier New" w:cs="Courier New"/>
+          <w:sz w:val="20"/>
+          <w:szCs w:val="20"/>
+          <w:lang w:eastAsia="fr-FR"/>
+        </w:rPr>
+      </w:pPr>
+      <w:proofErr w:type="spellStart"/>
+      <w:r>
+        <w:rPr>
+          <w:rFonts w:ascii="Courier New" w:eastAsia="Times New Roman" w:hAnsi="Courier New" w:cs="Courier New"/>
+          <w:sz w:val="20"/>
+          <w:szCs w:val="20"/>
+          <w:lang w:eastAsia="fr-FR"/>
+        </w:rPr>
+        <w:t>ruid</w:t>
+      </w:r>
+      <w:proofErr w:type="spellEnd"/>
+      <w:r>
+        <w:rPr>
+          <w:rFonts w:ascii="Courier New" w:eastAsia="Times New Roman" w:hAnsi="Courier New" w:cs="Courier New"/>
+          <w:sz w:val="20"/>
+          <w:szCs w:val="20"/>
+          <w:lang w:eastAsia="fr-FR"/>
+        </w:rPr>
+        <w:t xml:space="preserve">=1000 </w:t>
+      </w:r>
+      <w:proofErr w:type="spellStart"/>
+      <w:r>
+        <w:rPr>
+          <w:rFonts w:ascii="Courier New" w:eastAsia="Times New Roman" w:hAnsi="Courier New" w:cs="Courier New"/>
+          <w:sz w:val="20"/>
+          <w:szCs w:val="20"/>
+          <w:lang w:eastAsia="fr-FR"/>
+        </w:rPr>
+        <w:t>euid</w:t>
+      </w:r>
+      <w:proofErr w:type="spellEnd"/>
+      <w:r>
+        <w:rPr>
+          <w:rFonts w:ascii="Courier New" w:eastAsia="Times New Roman" w:hAnsi="Courier New" w:cs="Courier New"/>
+          <w:sz w:val="20"/>
+          <w:szCs w:val="20"/>
+          <w:lang w:eastAsia="fr-FR"/>
+        </w:rPr>
+        <w:t xml:space="preserve">=0 </w:t>
+      </w:r>
+      <w:proofErr w:type="spellStart"/>
+      <w:r>
+        <w:rPr>
+          <w:rFonts w:ascii="Courier New" w:eastAsia="Times New Roman" w:hAnsi="Courier New" w:cs="Courier New"/>
+          <w:sz w:val="20"/>
+          <w:szCs w:val="20"/>
+          <w:lang w:eastAsia="fr-FR"/>
+        </w:rPr>
+        <w:t>suid</w:t>
+      </w:r>
+      <w:proofErr w:type="spellEnd"/>
+      <w:r>
+        <w:rPr>
+          <w:rFonts w:ascii="Courier New" w:eastAsia="Times New Roman" w:hAnsi="Courier New" w:cs="Courier New"/>
+          <w:sz w:val="20"/>
+          <w:szCs w:val="20"/>
+          <w:lang w:eastAsia="fr-FR"/>
+        </w:rPr>
+        <w:t>=0</w:t>
+      </w:r>
+    </w:p>
+    <w:p/>
+    <w:p>
+      <w:pPr>
         <w:rPr>
           <w:lang w:val="fr-FR"/>
         </w:rPr>
@@ -5863,7 +6117,40 @@
           <w:lang w:val="fr-FR"/>
         </w:rPr>
         <w:lastRenderedPageBreak/>
-        <w:t>Mécanisme d’élévation observé : [décrire précisément quand et pourquoi l’UID effectif devient celui du propriétaire].</w:t>
+        <w:t>Lors de l’exécution du binaire Set-UID appartenant à root, l’UID réel reste 1000, tandis que l’UID effectif et l’UID sauvegardé deviennent 0. L’UID effectif est celui utilisé pour déterminer les privilèges du processus.</w:t>
+      </w:r>
+    </w:p>
+    <w:p>
+      <w:pPr>
+        <w:rPr>
+          <w:lang w:val="fr-FR"/>
+        </w:rPr>
+      </w:pPr>
+      <w:r>
+        <w:rPr>
+          <w:lang w:val="fr-FR"/>
+        </w:rPr>
+        <w:t xml:space="preserve">L’élévation se produit au moment de l’exécution du binaire Set-UID, lorsque le système établit l’UID effectif à celui du propriétaire du fichier. </w:t>
+      </w:r>
+      <w:r>
+        <w:rPr>
+          <w:lang w:val="fr-FR"/>
+        </w:rPr>
+        <w:t>Preuve</w:t>
+      </w:r>
+      <w:r>
+        <w:rPr>
+          <w:b/>
+          <w:bCs/>
+          <w:lang w:val="fr-FR"/>
+        </w:rPr>
+        <w:t xml:space="preserve"> </w:t>
+      </w:r>
+      <w:r>
+        <w:rPr>
+          <w:lang w:val="fr-FR"/>
+        </w:rPr>
+        <w:t>: Voir Annexe A, trace T3.</w:t>
       </w:r>
     </w:p>
     <w:p>
@@ -5985,7 +6272,43 @@
               <w:rPr>
                 <w:lang w:val="fr-FR"/>
               </w:rPr>
-              <w:t>[H1 : valeur/format supposé sûr]</w:t>
+              <w:t xml:space="preserve">Le programme suppose que </w:t>
+            </w:r>
+            <w:proofErr w:type="spellStart"/>
+            <w:proofErr w:type="gramStart"/>
+            <w:r>
+              <w:rPr>
+                <w:lang w:val="fr-FR"/>
+              </w:rPr>
+              <w:t>argv</w:t>
+            </w:r>
+            <w:proofErr w:type="spellEnd"/>
+            <w:r>
+              <w:rPr>
+                <w:lang w:val="fr-FR"/>
+              </w:rPr>
+              <w:t>[</w:t>
+            </w:r>
+            <w:proofErr w:type="gramEnd"/>
+            <w:r>
+              <w:rPr>
+                <w:lang w:val="fr-FR"/>
+              </w:rPr>
+              <w:t xml:space="preserve">1] contient uniquement un nom de fichier valide et ne contient pas de syntaxe interprétable par un </w:t>
+            </w:r>
+            <w:proofErr w:type="spellStart"/>
+            <w:r>
+              <w:rPr>
+                <w:lang w:val="fr-FR"/>
+              </w:rPr>
+              <w:t>shell</w:t>
+            </w:r>
+            <w:proofErr w:type="spellEnd"/>
+            <w:r>
+              <w:rPr>
+                <w:lang w:val="fr-FR"/>
+              </w:rPr>
+              <w:t>.</w:t>
             </w:r>
           </w:p>
         </w:tc>
@@ -5995,16 +6318,66 @@
             <w:vAlign w:val="center"/>
           </w:tcPr>
           <w:p>
+            <w:pPr>
+              <w:rPr>
+                <w:lang w:val="fr-FR"/>
+              </w:rPr>
+            </w:pPr>
             <w:r>
+              <w:rPr>
+                <w:lang w:val="fr-FR"/>
+              </w:rPr>
+              <w:t xml:space="preserve">Comme </w:t>
+            </w:r>
+            <w:proofErr w:type="spellStart"/>
+            <w:proofErr w:type="gramStart"/>
+            <w:r>
+              <w:rPr>
+                <w:lang w:val="fr-FR"/>
+              </w:rPr>
+              <w:t>argv</w:t>
+            </w:r>
+            <w:proofErr w:type="spellEnd"/>
+            <w:r>
+              <w:rPr>
+                <w:lang w:val="fr-FR"/>
+              </w:rPr>
               <w:t>[</w:t>
+            </w:r>
+            <w:proofErr w:type="gramEnd"/>
+            <w:r>
+              <w:rPr>
+                <w:lang w:val="fr-FR"/>
+              </w:rPr>
+              <w:t xml:space="preserve">1] est directement concaténé dans une chaîne passée à </w:t>
+            </w:r>
+            <w:proofErr w:type="gramStart"/>
+            <w:r>
+              <w:rPr>
+                <w:lang w:val="fr-FR"/>
+              </w:rPr>
+              <w:t>system(</w:t>
+            </w:r>
+            <w:proofErr w:type="gramEnd"/>
+            <w:r>
+              <w:rPr>
+                <w:lang w:val="fr-FR"/>
+              </w:rPr>
+              <w:t xml:space="preserve">), des métacaractères </w:t>
             </w:r>
             <w:proofErr w:type="spellStart"/>
             <w:r>
-              <w:t>Effet</w:t>
+              <w:rPr>
+                <w:lang w:val="fr-FR"/>
+              </w:rPr>
+              <w:t>shell</w:t>
             </w:r>
             <w:proofErr w:type="spellEnd"/>
             <w:r>
-              <w:t xml:space="preserve"> possible]</w:t>
+              <w:rPr>
+                <w:lang w:val="fr-FR"/>
+              </w:rPr>
+              <w:t xml:space="preserve"> peuvent transformer l'entrée en commandes supplémentaires.</w:t>
             </w:r>
           </w:p>
         </w:tc>
@@ -6030,8 +6403,30 @@
             <w:vAlign w:val="center"/>
           </w:tcPr>
           <w:p>
+            <w:pPr>
+              <w:rPr>
+                <w:lang w:val="fr-FR"/>
+              </w:rPr>
+            </w:pPr>
             <w:r>
-              <w:t>[H2 : environnement supposé fiable]</w:t>
+              <w:rPr>
+                <w:lang w:val="fr-FR"/>
+              </w:rPr>
+              <w:t xml:space="preserve">Le programme suppose que l’environnement hérité, notamment PATH et IFS, ne permet pas de modifier l’interprétation de la commande exécutée par </w:t>
+            </w:r>
+            <w:proofErr w:type="gramStart"/>
+            <w:r>
+              <w:rPr>
+                <w:lang w:val="fr-FR"/>
+              </w:rPr>
+              <w:t>system(</w:t>
+            </w:r>
+            <w:proofErr w:type="gramEnd"/>
+            <w:r>
+              <w:rPr>
+                <w:lang w:val="fr-FR"/>
+              </w:rPr>
+              <w:t>).</w:t>
             </w:r>
           </w:p>
         </w:tc>
@@ -6041,8 +6436,44 @@
             <w:vAlign w:val="center"/>
           </w:tcPr>
           <w:p>
+            <w:pPr>
+              <w:rPr>
+                <w:lang w:val="fr-FR"/>
+              </w:rPr>
+            </w:pPr>
             <w:r>
-              <w:t>[Effet possible]</w:t>
+              <w:rPr>
+                <w:lang w:val="fr-FR"/>
+              </w:rPr>
+              <w:t xml:space="preserve">Une commande injectée sans chemin absolu peut être résolue selon </w:t>
+            </w:r>
+            <w:proofErr w:type="gramStart"/>
+            <w:r>
+              <w:rPr>
+                <w:lang w:val="fr-FR"/>
+              </w:rPr>
+              <w:t>PATH;</w:t>
+            </w:r>
+            <w:proofErr w:type="gramEnd"/>
+            <w:r>
+              <w:rPr>
+                <w:lang w:val="fr-FR"/>
+              </w:rPr>
+              <w:t xml:space="preserve"> IFS peut également modifier certaines opérations de séparation de champs effectuées par le </w:t>
+            </w:r>
+            <w:proofErr w:type="spellStart"/>
+            <w:r>
+              <w:rPr>
+                <w:lang w:val="fr-FR"/>
+              </w:rPr>
+              <w:t>shell</w:t>
+            </w:r>
+            <w:proofErr w:type="spellEnd"/>
+            <w:r>
+              <w:rPr>
+                <w:lang w:val="fr-FR"/>
+              </w:rPr>
+              <w:t>.</w:t>
             </w:r>
           </w:p>
         </w:tc>
@@ -6058,7 +6489,31 @@
           </w:tcPr>
           <w:p>
             <w:r>
-              <w:t>Liaison dynamique</w:t>
+              <w:t xml:space="preserve">Liaison </w:t>
+            </w:r>
+            <w:proofErr w:type="spellStart"/>
+            <w:r>
+              <w:t>dynamique</w:t>
+            </w:r>
+            <w:proofErr w:type="spellEnd"/>
+          </w:p>
+        </w:tc>
+        <w:tc>
+          <w:tcPr>
+            <w:tcW w:w="3360" w:type="dxa"/>
+            <w:vAlign w:val="center"/>
+          </w:tcPr>
+          <w:p>
+            <w:pPr>
+              <w:rPr>
+                <w:lang w:val="fr-FR"/>
+              </w:rPr>
+            </w:pPr>
+            <w:r>
+              <w:rPr>
+                <w:lang w:val="fr-FR"/>
+              </w:rPr>
+              <w:t>Le programme suppose que les mécanismes de chargement dynamique ne permettront pas à une bibliothèque contrôlée par l’utilisateur d’intervenir avec le privilège Set-UID.</w:t>
             </w:r>
           </w:p>
         </w:tc>
@@ -6068,19 +6523,16 @@
             <w:vAlign w:val="center"/>
           </w:tcPr>
           <w:p>
+            <w:pPr>
+              <w:rPr>
+                <w:lang w:val="fr-FR"/>
+              </w:rPr>
+            </w:pPr>
             <w:r>
-              <w:t>[H3 : chargeur supposé maîtrisé]</w:t>
-            </w:r>
-          </w:p>
-        </w:tc>
-        <w:tc>
-          <w:tcPr>
-            <w:tcW w:w="3360" w:type="dxa"/>
-            <w:vAlign w:val="center"/>
-          </w:tcPr>
-          <w:p>
-            <w:r>
-              <w:t>[Effet / limite observée]</w:t>
+              <w:rPr>
+                <w:lang w:val="fr-FR"/>
+              </w:rPr>
+              <w:t>Une tentative via LD_PRELOAD pourrait modifier le comportement d’un programme ordinaire, mais le chargeur dynamique active le mode sécurisé pour un programme Set-UID et ignore les variables de préchargement non sûres.</w:t>
             </w:r>
           </w:p>
         </w:tc>
@@ -6089,18 +6541,154 @@
     <w:p>
       <w:pPr>
         <w:pStyle w:val="Titre1"/>
-      </w:pPr>
-      <w:r>
-        <w:t>4. Exploitations reproductibles</w:t>
+        <w:rPr>
+          <w:rFonts w:ascii="Arial" w:hAnsi="Arial" w:cs="Arial"/>
+          <w:b w:val="0"/>
+          <w:bCs w:val="0"/>
+          <w:color w:val="auto"/>
+          <w:sz w:val="19"/>
+          <w:szCs w:val="19"/>
+          <w:lang w:val="fr-FR"/>
+        </w:rPr>
+      </w:pPr>
+      <w:r>
+        <w:rPr>
+          <w:rFonts w:ascii="Arial" w:hAnsi="Arial" w:cs="Arial"/>
+          <w:b w:val="0"/>
+          <w:bCs w:val="0"/>
+          <w:color w:val="auto"/>
+          <w:sz w:val="19"/>
+          <w:szCs w:val="19"/>
+          <w:lang w:val="fr-FR"/>
+        </w:rPr>
+        <w:t xml:space="preserve">Dans </w:t>
+      </w:r>
+      <w:proofErr w:type="spellStart"/>
+      <w:r>
+        <w:rPr>
+          <w:rFonts w:ascii="Arial" w:hAnsi="Arial" w:cs="Arial"/>
+          <w:b w:val="0"/>
+          <w:bCs w:val="0"/>
+          <w:color w:val="auto"/>
+          <w:sz w:val="19"/>
+          <w:szCs w:val="19"/>
+          <w:lang w:val="fr-FR"/>
+        </w:rPr>
+        <w:t>catall.c</w:t>
+      </w:r>
+      <w:proofErr w:type="spellEnd"/>
+      <w:r>
+        <w:rPr>
+          <w:rFonts w:ascii="Arial" w:hAnsi="Arial" w:cs="Arial"/>
+          <w:b w:val="0"/>
+          <w:bCs w:val="0"/>
+          <w:color w:val="auto"/>
+          <w:sz w:val="19"/>
+          <w:szCs w:val="19"/>
+          <w:lang w:val="fr-FR"/>
+        </w:rPr>
+        <w:t xml:space="preserve">, l'argument </w:t>
+      </w:r>
+      <w:proofErr w:type="spellStart"/>
+      <w:proofErr w:type="gramStart"/>
+      <w:r>
+        <w:rPr>
+          <w:rFonts w:ascii="Arial" w:hAnsi="Arial" w:cs="Arial"/>
+          <w:b w:val="0"/>
+          <w:bCs w:val="0"/>
+          <w:color w:val="auto"/>
+          <w:sz w:val="19"/>
+          <w:szCs w:val="19"/>
+          <w:lang w:val="fr-FR"/>
+        </w:rPr>
+        <w:t>argv</w:t>
+      </w:r>
+      <w:proofErr w:type="spellEnd"/>
+      <w:r>
+        <w:rPr>
+          <w:rFonts w:ascii="Arial" w:hAnsi="Arial" w:cs="Arial"/>
+          <w:b w:val="0"/>
+          <w:bCs w:val="0"/>
+          <w:color w:val="auto"/>
+          <w:sz w:val="19"/>
+          <w:szCs w:val="19"/>
+          <w:lang w:val="fr-FR"/>
+        </w:rPr>
+        <w:t>[</w:t>
+      </w:r>
+      <w:proofErr w:type="gramEnd"/>
+      <w:r>
+        <w:rPr>
+          <w:rFonts w:ascii="Arial" w:hAnsi="Arial" w:cs="Arial"/>
+          <w:b w:val="0"/>
+          <w:bCs w:val="0"/>
+          <w:color w:val="auto"/>
+          <w:sz w:val="19"/>
+          <w:szCs w:val="19"/>
+          <w:lang w:val="fr-FR"/>
+        </w:rPr>
+        <w:t xml:space="preserve">1] est incorporé directement dans la chaîne passée à </w:t>
+      </w:r>
+      <w:proofErr w:type="gramStart"/>
+      <w:r>
+        <w:rPr>
+          <w:rFonts w:ascii="Arial" w:hAnsi="Arial" w:cs="Arial"/>
+          <w:b w:val="0"/>
+          <w:bCs w:val="0"/>
+          <w:color w:val="auto"/>
+          <w:sz w:val="19"/>
+          <w:szCs w:val="19"/>
+          <w:lang w:val="fr-FR"/>
+        </w:rPr>
+        <w:t>system(</w:t>
+      </w:r>
+      <w:proofErr w:type="gramEnd"/>
+      <w:r>
+        <w:rPr>
+          <w:rFonts w:ascii="Arial" w:hAnsi="Arial" w:cs="Arial"/>
+          <w:b w:val="0"/>
+          <w:bCs w:val="0"/>
+          <w:color w:val="auto"/>
+          <w:sz w:val="19"/>
+          <w:szCs w:val="19"/>
+          <w:lang w:val="fr-FR"/>
+        </w:rPr>
+        <w:t xml:space="preserve">). Le programme dépend donc de l'hypothèse que cette donnée est un simple nom de fichier et qu'elle ne contient aucune syntaxe </w:t>
+      </w:r>
+      <w:proofErr w:type="spellStart"/>
+      <w:r>
+        <w:rPr>
+          <w:rFonts w:ascii="Arial" w:hAnsi="Arial" w:cs="Arial"/>
+          <w:b w:val="0"/>
+          <w:bCs w:val="0"/>
+          <w:color w:val="auto"/>
+          <w:sz w:val="19"/>
+          <w:szCs w:val="19"/>
+          <w:lang w:val="fr-FR"/>
+        </w:rPr>
+        <w:t>shell</w:t>
+      </w:r>
+      <w:proofErr w:type="spellEnd"/>
+      <w:r>
+        <w:rPr>
+          <w:rFonts w:ascii="Arial" w:hAnsi="Arial" w:cs="Arial"/>
+          <w:b w:val="0"/>
+          <w:bCs w:val="0"/>
+          <w:color w:val="auto"/>
+          <w:sz w:val="19"/>
+          <w:szCs w:val="19"/>
+          <w:lang w:val="fr-FR"/>
+        </w:rPr>
+        <w:t>.</w:t>
       </w:r>
     </w:p>
     <w:p>
       <w:pPr>
-        <w:pStyle w:val="Titre2"/>
-      </w:pPr>
-      <w:r>
-        <w:t>4.1 Injection de commande — E6a / T4</w:t>
-      </w:r>
+        <w:spacing w:after="0"/>
+        <w:rPr>
+          <w:lang w:val="fr-FR"/>
+        </w:rPr>
+      </w:pPr>
     </w:p>
     <w:p>
       <w:pPr>
@@ -6112,7 +6700,21 @@
         <w:rPr>
           <w:lang w:val="fr-FR"/>
         </w:rPr>
-        <w:t>Une commande externe est invoquée sans chemin absolu, permettant une injection de commande dans le programme vulnérable.</w:t>
+        <w:t>La commande /bin/cat elle-même utilise un chemin absolu. Par conséquent, PATH ne permet pas directement de remplacer /bin/</w:t>
+      </w:r>
+      <w:proofErr w:type="gramStart"/>
+      <w:r>
+        <w:rPr>
+          <w:lang w:val="fr-FR"/>
+        </w:rPr>
+        <w:t>cat;</w:t>
+      </w:r>
+      <w:proofErr w:type="gramEnd"/>
+      <w:r>
+        <w:rPr>
+          <w:lang w:val="fr-FR"/>
+        </w:rPr>
+        <w:t xml:space="preserve"> toutefois, toute commande supplémentaire introduite par une injection et appelée sans chemin absolu peut être résolue à l'aide du PATH hérité.</w:t>
       </w:r>
     </w:p>
     <w:p>
@@ -6123,228 +6725,940 @@
       </w:pPr>
       <w:r>
         <w:rPr>
-          <w:b/>
-          <w:lang w:val="fr-FR"/>
-        </w:rPr>
-        <w:t>[Entrée utilisée et commande exacte]</w:t>
+          <w:lang w:val="fr-FR"/>
+        </w:rPr>
+        <w:t>La tentative d'utilisation de LD_PRELOAD n'a produit aucun effet observable avec le binaire Set-UID. Cette limitation provient du mode d'exécution sécurisé utilisé par le chargeur dynamique pour les programmes privilégiés.</w:t>
       </w:r>
     </w:p>
     <w:p>
       <w:pPr>
-        <w:rPr>
-          <w:lang w:val="fr-FR"/>
-        </w:rPr>
-      </w:pPr>
+        <w:spacing w:after="0"/>
+        <w:rPr>
+          <w:lang w:val="fr-FR"/>
+        </w:rPr>
+      </w:pPr>
+      <w:r>
+        <w:rPr>
+          <w:lang w:val="fr-FR"/>
+        </w:rPr>
+        <w:t>Preuve : Voir Annexe A, trace T6.</w:t>
+      </w:r>
     </w:p>
     <w:p>
       <w:pPr>
-        <w:rPr>
-          <w:lang w:val="fr-FR"/>
-        </w:rPr>
-      </w:pPr>
-      <w:r>
-        <w:rPr>
-          <w:b/>
-          <w:lang w:val="fr-FR"/>
-        </w:rPr>
-        <w:t>[Script rejouable / chemin du script]</w:t>
-      </w:r>
+        <w:spacing w:after="0"/>
+        <w:rPr>
+          <w:lang w:val="fr-FR"/>
+        </w:rPr>
+      </w:pPr>
     </w:p>
     <w:p>
       <w:pPr>
-        <w:rPr>
-          <w:lang w:val="fr-FR"/>
-        </w:rPr>
-      </w:pPr>
-      <w:r>
-        <w:rPr>
-          <w:b/>
-          <w:lang w:val="fr-FR"/>
-        </w:rPr>
-        <w:t>[Trace montrant la commande, l’identité effective et l’effet obtenu]</w:t>
+        <w:pStyle w:val="Titre1"/>
+        <w:spacing w:before="0"/>
+        <w:rPr>
+          <w:lang w:val="fr-FR"/>
+        </w:rPr>
+      </w:pPr>
+      <w:r>
+        <w:rPr>
+          <w:lang w:val="fr-FR"/>
+        </w:rPr>
+        <w:t xml:space="preserve">4. </w:t>
+      </w:r>
+      <w:r>
+        <w:rPr>
+          <w:lang w:val="fr-FR"/>
+        </w:rPr>
+        <w:t>Exploitations reproductibles</w:t>
       </w:r>
     </w:p>
     <w:p>
       <w:pPr>
-        <w:rPr>
-          <w:lang w:val="fr-FR"/>
-        </w:rPr>
-      </w:pPr>
+        <w:pStyle w:val="Titre2"/>
+        <w:rPr>
+          <w:lang w:val="fr-FR"/>
+        </w:rPr>
+      </w:pPr>
+      <w:r>
+        <w:rPr>
+          <w:lang w:val="fr-FR"/>
+        </w:rPr>
+        <w:t>4.1 Injection de commande — E6a / T4</w:t>
+      </w:r>
     </w:p>
     <w:p>
       <w:pPr>
-        <w:rPr>
-          <w:lang w:val="fr-FR"/>
-        </w:rPr>
-      </w:pPr>
+        <w:pStyle w:val="Titre2"/>
+        <w:spacing w:before="0"/>
+        <w:rPr>
+          <w:rFonts w:ascii="Arial" w:eastAsiaTheme="minorEastAsia" w:hAnsi="Arial" w:cstheme="minorBidi"/>
+          <w:b w:val="0"/>
+          <w:bCs w:val="0"/>
+          <w:color w:val="auto"/>
+          <w:sz w:val="19"/>
+          <w:szCs w:val="22"/>
+          <w:lang w:val="fr-FR"/>
+        </w:rPr>
+      </w:pPr>
+      <w:r>
+        <w:rPr>
+          <w:rFonts w:ascii="Arial" w:eastAsiaTheme="minorEastAsia" w:hAnsi="Arial" w:cstheme="minorBidi"/>
+          <w:b w:val="0"/>
+          <w:bCs w:val="0"/>
+          <w:color w:val="auto"/>
+          <w:sz w:val="19"/>
+          <w:szCs w:val="22"/>
+          <w:lang w:val="fr-FR"/>
+        </w:rPr>
+        <w:t>Une commande externe est invoquée sans chemin absolu, permettant une injection de commande dans le programme vulnérable.</w:t>
+      </w:r>
     </w:p>
     <w:p>
       <w:pPr>
-        <w:rPr>
-          <w:lang w:val="fr-FR"/>
-        </w:rPr>
-      </w:pPr>
-      <w:r>
-        <w:rPr>
-          <w:lang w:val="fr-FR"/>
-        </w:rPr>
-        <w:t>Cause première : [décrire le mécanisme vulnérable, p. ex. confiance dans l’entrée utilisateur et invocation non sûre].</w:t>
-      </w:r>
+        <w:pStyle w:val="Titre2"/>
+        <w:spacing w:before="0"/>
+        <w:rPr>
+          <w:rFonts w:ascii="Arial" w:eastAsiaTheme="minorEastAsia" w:hAnsi="Arial" w:cstheme="minorBidi"/>
+          <w:b w:val="0"/>
+          <w:bCs w:val="0"/>
+          <w:color w:val="auto"/>
+          <w:sz w:val="19"/>
+          <w:szCs w:val="22"/>
+          <w:lang w:val="fr-FR"/>
+        </w:rPr>
+      </w:pPr>
     </w:p>
     <w:p>
       <w:pPr>
-        <w:rPr>
-          <w:lang w:val="fr-FR"/>
-        </w:rPr>
-      </w:pPr>
-      <w:r>
-        <w:rPr>
-          <w:lang w:val="fr-FR"/>
-        </w:rPr>
-        <w:t>Propriété violée : [formuler explicitement l’hypothèse de sécurité violée].</w:t>
+        <w:pStyle w:val="Titre2"/>
+        <w:spacing w:before="0"/>
+        <w:rPr>
+          <w:rFonts w:ascii="Arial" w:eastAsiaTheme="minorEastAsia" w:hAnsi="Arial" w:cstheme="minorBidi"/>
+          <w:b w:val="0"/>
+          <w:bCs w:val="0"/>
+          <w:color w:val="auto"/>
+          <w:sz w:val="19"/>
+          <w:szCs w:val="22"/>
+          <w:lang w:val="fr-FR"/>
+        </w:rPr>
+      </w:pPr>
+      <w:r>
+        <w:rPr>
+          <w:rFonts w:ascii="Arial" w:eastAsiaTheme="minorEastAsia" w:hAnsi="Arial" w:cstheme="minorBidi"/>
+          <w:b w:val="0"/>
+          <w:bCs w:val="0"/>
+          <w:color w:val="auto"/>
+          <w:sz w:val="19"/>
+          <w:szCs w:val="22"/>
+          <w:lang w:val="fr-FR"/>
+        </w:rPr>
+        <w:t>L’entrée fournie au programme est /dev/</w:t>
+      </w:r>
+      <w:proofErr w:type="spellStart"/>
+      <w:proofErr w:type="gramStart"/>
+      <w:r>
+        <w:rPr>
+          <w:rFonts w:ascii="Arial" w:eastAsiaTheme="minorEastAsia" w:hAnsi="Arial" w:cstheme="minorBidi"/>
+          <w:b w:val="0"/>
+          <w:bCs w:val="0"/>
+          <w:color w:val="auto"/>
+          <w:sz w:val="19"/>
+          <w:szCs w:val="22"/>
+          <w:lang w:val="fr-FR"/>
+        </w:rPr>
+        <w:t>null</w:t>
+      </w:r>
+      <w:proofErr w:type="spellEnd"/>
+      <w:r>
+        <w:rPr>
+          <w:rFonts w:ascii="Arial" w:eastAsiaTheme="minorEastAsia" w:hAnsi="Arial" w:cstheme="minorBidi"/>
+          <w:b w:val="0"/>
+          <w:bCs w:val="0"/>
+          <w:color w:val="auto"/>
+          <w:sz w:val="19"/>
+          <w:szCs w:val="22"/>
+          <w:lang w:val="fr-FR"/>
+        </w:rPr>
+        <w:t>;</w:t>
+      </w:r>
+      <w:proofErr w:type="gramEnd"/>
+      <w:r>
+        <w:rPr>
+          <w:rFonts w:ascii="Arial" w:eastAsiaTheme="minorEastAsia" w:hAnsi="Arial" w:cstheme="minorBidi"/>
+          <w:b w:val="0"/>
+          <w:bCs w:val="0"/>
+          <w:color w:val="auto"/>
+          <w:sz w:val="19"/>
+          <w:szCs w:val="22"/>
+          <w:lang w:val="fr-FR"/>
+        </w:rPr>
+        <w:t xml:space="preserve"> /</w:t>
+      </w:r>
+      <w:proofErr w:type="spellStart"/>
+      <w:r>
+        <w:rPr>
+          <w:rFonts w:ascii="Arial" w:eastAsiaTheme="minorEastAsia" w:hAnsi="Arial" w:cstheme="minorBidi"/>
+          <w:b w:val="0"/>
+          <w:bCs w:val="0"/>
+          <w:color w:val="auto"/>
+          <w:sz w:val="19"/>
+          <w:szCs w:val="22"/>
+          <w:lang w:val="fr-FR"/>
+        </w:rPr>
+        <w:t>usr</w:t>
+      </w:r>
+      <w:proofErr w:type="spellEnd"/>
+      <w:r>
+        <w:rPr>
+          <w:rFonts w:ascii="Arial" w:eastAsiaTheme="minorEastAsia" w:hAnsi="Arial" w:cstheme="minorBidi"/>
+          <w:b w:val="0"/>
+          <w:bCs w:val="0"/>
+          <w:color w:val="auto"/>
+          <w:sz w:val="19"/>
+          <w:szCs w:val="22"/>
+          <w:lang w:val="fr-FR"/>
+        </w:rPr>
+        <w:t>/bin/id -</w:t>
+      </w:r>
+      <w:proofErr w:type="gramStart"/>
+      <w:r>
+        <w:rPr>
+          <w:rFonts w:ascii="Arial" w:eastAsiaTheme="minorEastAsia" w:hAnsi="Arial" w:cstheme="minorBidi"/>
+          <w:b w:val="0"/>
+          <w:bCs w:val="0"/>
+          <w:color w:val="auto"/>
+          <w:sz w:val="19"/>
+          <w:szCs w:val="22"/>
+          <w:lang w:val="fr-FR"/>
+        </w:rPr>
+        <w:t>u;</w:t>
+      </w:r>
+      <w:proofErr w:type="gramEnd"/>
+      <w:r>
+        <w:rPr>
+          <w:rFonts w:ascii="Arial" w:eastAsiaTheme="minorEastAsia" w:hAnsi="Arial" w:cstheme="minorBidi"/>
+          <w:b w:val="0"/>
+          <w:bCs w:val="0"/>
+          <w:color w:val="auto"/>
+          <w:sz w:val="19"/>
+          <w:szCs w:val="22"/>
+          <w:lang w:val="fr-FR"/>
+        </w:rPr>
+        <w:t xml:space="preserve"> /</w:t>
+      </w:r>
+      <w:proofErr w:type="spellStart"/>
+      <w:r>
+        <w:rPr>
+          <w:rFonts w:ascii="Arial" w:eastAsiaTheme="minorEastAsia" w:hAnsi="Arial" w:cstheme="minorBidi"/>
+          <w:b w:val="0"/>
+          <w:bCs w:val="0"/>
+          <w:color w:val="auto"/>
+          <w:sz w:val="19"/>
+          <w:szCs w:val="22"/>
+          <w:lang w:val="fr-FR"/>
+        </w:rPr>
+        <w:t>usr</w:t>
+      </w:r>
+      <w:proofErr w:type="spellEnd"/>
+      <w:r>
+        <w:rPr>
+          <w:rFonts w:ascii="Arial" w:eastAsiaTheme="minorEastAsia" w:hAnsi="Arial" w:cstheme="minorBidi"/>
+          <w:b w:val="0"/>
+          <w:bCs w:val="0"/>
+          <w:color w:val="auto"/>
+          <w:sz w:val="19"/>
+          <w:szCs w:val="22"/>
+          <w:lang w:val="fr-FR"/>
+        </w:rPr>
+        <w:t>/bin/id -</w:t>
+      </w:r>
+      <w:proofErr w:type="gramStart"/>
+      <w:r>
+        <w:rPr>
+          <w:rFonts w:ascii="Arial" w:eastAsiaTheme="minorEastAsia" w:hAnsi="Arial" w:cstheme="minorBidi"/>
+          <w:b w:val="0"/>
+          <w:bCs w:val="0"/>
+          <w:color w:val="auto"/>
+          <w:sz w:val="19"/>
+          <w:szCs w:val="22"/>
+          <w:lang w:val="fr-FR"/>
+        </w:rPr>
+        <w:t>ru;</w:t>
+      </w:r>
+      <w:proofErr w:type="gramEnd"/>
+      <w:r>
+        <w:rPr>
+          <w:rFonts w:ascii="Arial" w:eastAsiaTheme="minorEastAsia" w:hAnsi="Arial" w:cstheme="minorBidi"/>
+          <w:b w:val="0"/>
+          <w:bCs w:val="0"/>
+          <w:color w:val="auto"/>
+          <w:sz w:val="19"/>
+          <w:szCs w:val="22"/>
+          <w:lang w:val="fr-FR"/>
+        </w:rPr>
+        <w:t xml:space="preserve"> /</w:t>
+      </w:r>
+      <w:proofErr w:type="spellStart"/>
+      <w:r>
+        <w:rPr>
+          <w:rFonts w:ascii="Arial" w:eastAsiaTheme="minorEastAsia" w:hAnsi="Arial" w:cstheme="minorBidi"/>
+          <w:b w:val="0"/>
+          <w:bCs w:val="0"/>
+          <w:color w:val="auto"/>
+          <w:sz w:val="19"/>
+          <w:szCs w:val="22"/>
+          <w:lang w:val="fr-FR"/>
+        </w:rPr>
+        <w:t>usr</w:t>
+      </w:r>
+      <w:proofErr w:type="spellEnd"/>
+      <w:r>
+        <w:rPr>
+          <w:rFonts w:ascii="Arial" w:eastAsiaTheme="minorEastAsia" w:hAnsi="Arial" w:cstheme="minorBidi"/>
+          <w:b w:val="0"/>
+          <w:bCs w:val="0"/>
+          <w:color w:val="auto"/>
+          <w:sz w:val="19"/>
+          <w:szCs w:val="22"/>
+          <w:lang w:val="fr-FR"/>
+        </w:rPr>
+        <w:t>/bin/</w:t>
+      </w:r>
+      <w:proofErr w:type="spellStart"/>
+      <w:r>
+        <w:rPr>
+          <w:rFonts w:ascii="Arial" w:eastAsiaTheme="minorEastAsia" w:hAnsi="Arial" w:cstheme="minorBidi"/>
+          <w:b w:val="0"/>
+          <w:bCs w:val="0"/>
+          <w:color w:val="auto"/>
+          <w:sz w:val="19"/>
+          <w:szCs w:val="22"/>
+          <w:lang w:val="fr-FR"/>
+        </w:rPr>
+        <w:t>touch</w:t>
+      </w:r>
+      <w:proofErr w:type="spellEnd"/>
+      <w:r>
+        <w:rPr>
+          <w:rFonts w:ascii="Arial" w:eastAsiaTheme="minorEastAsia" w:hAnsi="Arial" w:cstheme="minorBidi"/>
+          <w:b w:val="0"/>
+          <w:bCs w:val="0"/>
+          <w:color w:val="auto"/>
+          <w:sz w:val="19"/>
+          <w:szCs w:val="22"/>
+          <w:lang w:val="fr-FR"/>
+        </w:rPr>
+        <w:t xml:space="preserve"> /</w:t>
+      </w:r>
+      <w:proofErr w:type="spellStart"/>
+      <w:r>
+        <w:rPr>
+          <w:rFonts w:ascii="Arial" w:eastAsiaTheme="minorEastAsia" w:hAnsi="Arial" w:cstheme="minorBidi"/>
+          <w:b w:val="0"/>
+          <w:bCs w:val="0"/>
+          <w:color w:val="auto"/>
+          <w:sz w:val="19"/>
+          <w:szCs w:val="22"/>
+          <w:lang w:val="fr-FR"/>
+        </w:rPr>
+        <w:t>tmp</w:t>
+      </w:r>
+      <w:proofErr w:type="spellEnd"/>
+      <w:r>
+        <w:rPr>
+          <w:rFonts w:ascii="Arial" w:eastAsiaTheme="minorEastAsia" w:hAnsi="Arial" w:cstheme="minorBidi"/>
+          <w:b w:val="0"/>
+          <w:bCs w:val="0"/>
+          <w:color w:val="auto"/>
+          <w:sz w:val="19"/>
+          <w:szCs w:val="22"/>
+          <w:lang w:val="fr-FR"/>
+        </w:rPr>
+        <w:t xml:space="preserve">/E6A_PROOF. Le caractère ; permet d’ajouter des commandes à la commande construite par le programme avant son exécution par </w:t>
+      </w:r>
+      <w:proofErr w:type="gramStart"/>
+      <w:r>
+        <w:rPr>
+          <w:rFonts w:ascii="Arial" w:eastAsiaTheme="minorEastAsia" w:hAnsi="Arial" w:cstheme="minorBidi"/>
+          <w:b w:val="0"/>
+          <w:bCs w:val="0"/>
+          <w:color w:val="auto"/>
+          <w:sz w:val="19"/>
+          <w:szCs w:val="22"/>
+          <w:lang w:val="fr-FR"/>
+        </w:rPr>
+        <w:t>system(</w:t>
+      </w:r>
+      <w:proofErr w:type="gramEnd"/>
+      <w:r>
+        <w:rPr>
+          <w:rFonts w:ascii="Arial" w:eastAsiaTheme="minorEastAsia" w:hAnsi="Arial" w:cstheme="minorBidi"/>
+          <w:b w:val="0"/>
+          <w:bCs w:val="0"/>
+          <w:color w:val="auto"/>
+          <w:sz w:val="19"/>
+          <w:szCs w:val="22"/>
+          <w:lang w:val="fr-FR"/>
+        </w:rPr>
+        <w:t>).</w:t>
       </w:r>
     </w:p>
     <w:p>
       <w:pPr>
         <w:pStyle w:val="Titre2"/>
-        <w:rPr>
-          <w:lang w:val="fr-FR"/>
-        </w:rPr>
-      </w:pPr>
-      <w:r>
-        <w:rPr>
-          <w:lang w:val="fr-FR"/>
-        </w:rPr>
-        <w:t>4.2 Détournement par variable d’environnement — E6b / T5</w:t>
-      </w:r>
+        <w:spacing w:before="0"/>
+        <w:rPr>
+          <w:rFonts w:ascii="Arial" w:eastAsiaTheme="minorEastAsia" w:hAnsi="Arial" w:cstheme="minorBidi"/>
+          <w:b w:val="0"/>
+          <w:bCs w:val="0"/>
+          <w:color w:val="auto"/>
+          <w:sz w:val="19"/>
+          <w:szCs w:val="22"/>
+          <w:lang w:val="fr-FR"/>
+        </w:rPr>
+      </w:pPr>
     </w:p>
     <w:p>
       <w:pPr>
         <w:rPr>
-          <w:lang w:val="fr-FR"/>
-        </w:rPr>
-      </w:pPr>
-      <w:r>
-        <w:rPr>
-          <w:lang w:val="fr-FR"/>
-        </w:rPr>
-        <w:t>Une variable d’environnement (PATH, IFS ou mécanisme équivalent demandé) est manipulée afin de substituer une commande externe.</w:t>
+          <w:b/>
+        </w:rPr>
+      </w:pPr>
+      <w:r>
+        <w:rPr>
+          <w:b/>
+        </w:rPr>
+        <w:t>scripts/e6a_command_injection.sh</w:t>
       </w:r>
     </w:p>
     <w:p>
       <w:pPr>
-        <w:rPr>
-          <w:lang w:val="fr-FR"/>
-        </w:rPr>
-      </w:pPr>
-      <w:r>
-        <w:rPr>
+        <w:tabs>
+          <w:tab w:val="left" w:pos="916"/>
+          <w:tab w:val="left" w:pos="1832"/>
+          <w:tab w:val="left" w:pos="2748"/>
+          <w:tab w:val="left" w:pos="3664"/>
+          <w:tab w:val="left" w:pos="4580"/>
+          <w:tab w:val="left" w:pos="5496"/>
+          <w:tab w:val="left" w:pos="6412"/>
+          <w:tab w:val="left" w:pos="7328"/>
+          <w:tab w:val="left" w:pos="8244"/>
+          <w:tab w:val="left" w:pos="9160"/>
+          <w:tab w:val="left" w:pos="10076"/>
+          <w:tab w:val="left" w:pos="10992"/>
+          <w:tab w:val="left" w:pos="11908"/>
+          <w:tab w:val="left" w:pos="12824"/>
+          <w:tab w:val="left" w:pos="13740"/>
+          <w:tab w:val="left" w:pos="14656"/>
+        </w:tabs>
+        <w:spacing w:after="0" w:line="240" w:lineRule="auto"/>
+        <w:rPr>
+          <w:rFonts w:ascii="Courier New" w:eastAsia="Times New Roman" w:hAnsi="Courier New" w:cs="Courier New"/>
+          <w:sz w:val="20"/>
+          <w:szCs w:val="20"/>
+          <w:lang w:eastAsia="fr-FR"/>
+        </w:rPr>
+      </w:pPr>
+      <w:r>
+        <w:rPr>
+          <w:rFonts w:ascii="Courier New" w:eastAsia="Times New Roman" w:hAnsi="Courier New" w:cs="Courier New"/>
+          <w:sz w:val="20"/>
+          <w:szCs w:val="20"/>
+          <w:lang w:eastAsia="fr-FR"/>
+        </w:rPr>
+        <w:t>[09/27/</w:t>
+      </w:r>
+      <w:proofErr w:type="gramStart"/>
+      <w:r>
+        <w:rPr>
+          <w:rFonts w:ascii="Courier New" w:eastAsia="Times New Roman" w:hAnsi="Courier New" w:cs="Courier New"/>
+          <w:sz w:val="20"/>
+          <w:szCs w:val="20"/>
+          <w:lang w:eastAsia="fr-FR"/>
+        </w:rPr>
+        <w:t>26]</w:t>
+      </w:r>
+      <w:proofErr w:type="spellStart"/>
+      <w:r>
+        <w:rPr>
+          <w:rFonts w:ascii="Courier New" w:eastAsia="Times New Roman" w:hAnsi="Courier New" w:cs="Courier New"/>
           <w:b/>
-          <w:lang w:val="fr-FR"/>
-        </w:rPr>
-        <w:t>[Variable manipulée et valeur utilisée]</w:t>
+          <w:bCs/>
+          <w:color w:val="4E9A06"/>
+          <w:sz w:val="20"/>
+          <w:szCs w:val="20"/>
+          <w:lang w:eastAsia="fr-FR"/>
+        </w:rPr>
+        <w:t>seed</w:t>
+      </w:r>
+      <w:proofErr w:type="gramEnd"/>
+      <w:r>
+        <w:rPr>
+          <w:rFonts w:ascii="Courier New" w:eastAsia="Times New Roman" w:hAnsi="Courier New" w:cs="Courier New"/>
+          <w:b/>
+          <w:bCs/>
+          <w:color w:val="4E9A06"/>
+          <w:sz w:val="20"/>
+          <w:szCs w:val="20"/>
+          <w:lang w:eastAsia="fr-FR"/>
+        </w:rPr>
+        <w:t>@</w:t>
+      </w:r>
+      <w:proofErr w:type="gramStart"/>
+      <w:r>
+        <w:rPr>
+          <w:rFonts w:ascii="Courier New" w:eastAsia="Times New Roman" w:hAnsi="Courier New" w:cs="Courier New"/>
+          <w:b/>
+          <w:bCs/>
+          <w:color w:val="4E9A06"/>
+          <w:sz w:val="20"/>
+          <w:szCs w:val="20"/>
+          <w:lang w:eastAsia="fr-FR"/>
+        </w:rPr>
+        <w:t>VM</w:t>
+      </w:r>
+      <w:proofErr w:type="spellEnd"/>
+      <w:r>
+        <w:rPr>
+          <w:rFonts w:ascii="Courier New" w:eastAsia="Times New Roman" w:hAnsi="Courier New" w:cs="Courier New"/>
+          <w:sz w:val="20"/>
+          <w:szCs w:val="20"/>
+          <w:lang w:eastAsia="fr-FR"/>
+        </w:rPr>
+        <w:t>:</w:t>
+      </w:r>
+      <w:r>
+        <w:rPr>
+          <w:rFonts w:ascii="Courier New" w:eastAsia="Times New Roman" w:hAnsi="Courier New" w:cs="Courier New"/>
+          <w:b/>
+          <w:bCs/>
+          <w:color w:val="3465A4"/>
+          <w:sz w:val="20"/>
+          <w:szCs w:val="20"/>
+          <w:lang w:eastAsia="fr-FR"/>
+        </w:rPr>
+        <w:t>~</w:t>
+      </w:r>
+      <w:proofErr w:type="gramEnd"/>
+      <w:r>
+        <w:rPr>
+          <w:rFonts w:ascii="Courier New" w:eastAsia="Times New Roman" w:hAnsi="Courier New" w:cs="Courier New"/>
+          <w:b/>
+          <w:bCs/>
+          <w:color w:val="3465A4"/>
+          <w:sz w:val="20"/>
+          <w:szCs w:val="20"/>
+          <w:lang w:eastAsia="fr-FR"/>
+        </w:rPr>
+        <w:t>/lab1</w:t>
+      </w:r>
+      <w:r>
+        <w:rPr>
+          <w:rFonts w:ascii="Courier New" w:eastAsia="Times New Roman" w:hAnsi="Courier New" w:cs="Courier New"/>
+          <w:sz w:val="20"/>
+          <w:szCs w:val="20"/>
+          <w:lang w:eastAsia="fr-FR"/>
+        </w:rPr>
+        <w:t>$ ./scripts/e6a_command_injection.sh</w:t>
       </w:r>
     </w:p>
     <w:p>
       <w:pPr>
-        <w:rPr>
-          <w:lang w:val="fr-FR"/>
-        </w:rPr>
-      </w:pPr>
+        <w:tabs>
+          <w:tab w:val="left" w:pos="916"/>
+          <w:tab w:val="left" w:pos="1832"/>
+          <w:tab w:val="left" w:pos="2748"/>
+          <w:tab w:val="left" w:pos="3664"/>
+          <w:tab w:val="left" w:pos="4580"/>
+          <w:tab w:val="left" w:pos="5496"/>
+          <w:tab w:val="left" w:pos="6412"/>
+          <w:tab w:val="left" w:pos="7328"/>
+          <w:tab w:val="left" w:pos="8244"/>
+          <w:tab w:val="left" w:pos="9160"/>
+          <w:tab w:val="left" w:pos="10076"/>
+          <w:tab w:val="left" w:pos="10992"/>
+          <w:tab w:val="left" w:pos="11908"/>
+          <w:tab w:val="left" w:pos="12824"/>
+          <w:tab w:val="left" w:pos="13740"/>
+          <w:tab w:val="left" w:pos="14656"/>
+        </w:tabs>
+        <w:spacing w:after="0" w:line="240" w:lineRule="auto"/>
+        <w:rPr>
+          <w:rFonts w:ascii="Courier New" w:eastAsia="Times New Roman" w:hAnsi="Courier New" w:cs="Courier New"/>
+          <w:sz w:val="20"/>
+          <w:szCs w:val="20"/>
+          <w:lang w:eastAsia="fr-FR"/>
+        </w:rPr>
+      </w:pPr>
+      <w:r>
+        <w:rPr>
+          <w:rFonts w:ascii="Courier New" w:eastAsia="Times New Roman" w:hAnsi="Courier New" w:cs="Courier New"/>
+          <w:sz w:val="20"/>
+          <w:szCs w:val="20"/>
+          <w:lang w:eastAsia="fr-FR"/>
+        </w:rPr>
+        <w:t>0</w:t>
+      </w:r>
     </w:p>
     <w:p>
       <w:pPr>
-        <w:rPr>
-          <w:lang w:val="fr-FR"/>
-        </w:rPr>
-      </w:pPr>
-      <w:r>
-        <w:rPr>
-          <w:b/>
-          <w:lang w:val="fr-FR"/>
-        </w:rPr>
-        <w:t>[Script rejouable / chemin du script]</w:t>
+        <w:tabs>
+          <w:tab w:val="left" w:pos="916"/>
+          <w:tab w:val="left" w:pos="1832"/>
+          <w:tab w:val="left" w:pos="2748"/>
+          <w:tab w:val="left" w:pos="3664"/>
+          <w:tab w:val="left" w:pos="4580"/>
+          <w:tab w:val="left" w:pos="5496"/>
+          <w:tab w:val="left" w:pos="6412"/>
+          <w:tab w:val="left" w:pos="7328"/>
+          <w:tab w:val="left" w:pos="8244"/>
+          <w:tab w:val="left" w:pos="9160"/>
+          <w:tab w:val="left" w:pos="10076"/>
+          <w:tab w:val="left" w:pos="10992"/>
+          <w:tab w:val="left" w:pos="11908"/>
+          <w:tab w:val="left" w:pos="12824"/>
+          <w:tab w:val="left" w:pos="13740"/>
+          <w:tab w:val="left" w:pos="14656"/>
+        </w:tabs>
+        <w:spacing w:after="0" w:line="240" w:lineRule="auto"/>
+        <w:rPr>
+          <w:rFonts w:ascii="Courier New" w:eastAsia="Times New Roman" w:hAnsi="Courier New" w:cs="Courier New"/>
+          <w:sz w:val="20"/>
+          <w:szCs w:val="20"/>
+          <w:lang w:eastAsia="fr-FR"/>
+        </w:rPr>
+      </w:pPr>
+      <w:r>
+        <w:rPr>
+          <w:rFonts w:ascii="Courier New" w:eastAsia="Times New Roman" w:hAnsi="Courier New" w:cs="Courier New"/>
+          <w:sz w:val="20"/>
+          <w:szCs w:val="20"/>
+          <w:lang w:eastAsia="fr-FR"/>
+        </w:rPr>
+        <w:t>1000</w:t>
       </w:r>
     </w:p>
     <w:p>
       <w:pPr>
-        <w:rPr>
-          <w:lang w:val="fr-FR"/>
-        </w:rPr>
-      </w:pPr>
-      <w:r>
-        <w:rPr>
-          <w:b/>
-          <w:lang w:val="fr-FR"/>
-        </w:rPr>
-        <w:t>[Trace montrant l’effet obtenu avec le privilège du programme]</w:t>
+        <w:tabs>
+          <w:tab w:val="left" w:pos="916"/>
+          <w:tab w:val="left" w:pos="1832"/>
+          <w:tab w:val="left" w:pos="2748"/>
+          <w:tab w:val="left" w:pos="3664"/>
+          <w:tab w:val="left" w:pos="4580"/>
+          <w:tab w:val="left" w:pos="5496"/>
+          <w:tab w:val="left" w:pos="6412"/>
+          <w:tab w:val="left" w:pos="7328"/>
+          <w:tab w:val="left" w:pos="8244"/>
+          <w:tab w:val="left" w:pos="9160"/>
+          <w:tab w:val="left" w:pos="10076"/>
+          <w:tab w:val="left" w:pos="10992"/>
+          <w:tab w:val="left" w:pos="11908"/>
+          <w:tab w:val="left" w:pos="12824"/>
+          <w:tab w:val="left" w:pos="13740"/>
+          <w:tab w:val="left" w:pos="14656"/>
+        </w:tabs>
+        <w:spacing w:after="0" w:line="240" w:lineRule="auto"/>
+        <w:rPr>
+          <w:rFonts w:ascii="Courier New" w:eastAsia="Times New Roman" w:hAnsi="Courier New" w:cs="Courier New"/>
+          <w:sz w:val="20"/>
+          <w:szCs w:val="20"/>
+          <w:lang w:eastAsia="fr-FR"/>
+        </w:rPr>
+      </w:pPr>
+      <w:r>
+        <w:rPr>
+          <w:rFonts w:ascii="Courier New" w:eastAsia="Times New Roman" w:hAnsi="Courier New" w:cs="Courier New"/>
+          <w:sz w:val="20"/>
+          <w:szCs w:val="20"/>
+          <w:lang w:eastAsia="fr-FR"/>
+        </w:rPr>
+        <w:t>-</w:t>
+      </w:r>
+      <w:proofErr w:type="spellStart"/>
+      <w:r>
+        <w:rPr>
+          <w:rFonts w:ascii="Courier New" w:eastAsia="Times New Roman" w:hAnsi="Courier New" w:cs="Courier New"/>
+          <w:sz w:val="20"/>
+          <w:szCs w:val="20"/>
+          <w:lang w:eastAsia="fr-FR"/>
+        </w:rPr>
+        <w:t>rw</w:t>
+      </w:r>
+      <w:proofErr w:type="spellEnd"/>
+      <w:r>
+        <w:rPr>
+          <w:rFonts w:ascii="Courier New" w:eastAsia="Times New Roman" w:hAnsi="Courier New" w:cs="Courier New"/>
+          <w:sz w:val="20"/>
+          <w:szCs w:val="20"/>
+          <w:lang w:eastAsia="fr-FR"/>
+        </w:rPr>
+        <w:t>-</w:t>
+      </w:r>
+      <w:proofErr w:type="spellStart"/>
+      <w:r>
+        <w:rPr>
+          <w:rFonts w:ascii="Courier New" w:eastAsia="Times New Roman" w:hAnsi="Courier New" w:cs="Courier New"/>
+          <w:sz w:val="20"/>
+          <w:szCs w:val="20"/>
+          <w:lang w:eastAsia="fr-FR"/>
+        </w:rPr>
+        <w:t>rw</w:t>
+      </w:r>
+      <w:proofErr w:type="spellEnd"/>
+      <w:r>
+        <w:rPr>
+          <w:rFonts w:ascii="Courier New" w:eastAsia="Times New Roman" w:hAnsi="Courier New" w:cs="Courier New"/>
+          <w:sz w:val="20"/>
+          <w:szCs w:val="20"/>
+          <w:lang w:eastAsia="fr-FR"/>
+        </w:rPr>
+        <w:t>-r-- 1 root seed 0 Sep 27 19:54 /</w:t>
+      </w:r>
+      <w:proofErr w:type="spellStart"/>
+      <w:r>
+        <w:rPr>
+          <w:rFonts w:ascii="Courier New" w:eastAsia="Times New Roman" w:hAnsi="Courier New" w:cs="Courier New"/>
+          <w:sz w:val="20"/>
+          <w:szCs w:val="20"/>
+          <w:lang w:eastAsia="fr-FR"/>
+        </w:rPr>
+        <w:t>tmp</w:t>
+      </w:r>
+      <w:proofErr w:type="spellEnd"/>
+      <w:r>
+        <w:rPr>
+          <w:rFonts w:ascii="Courier New" w:eastAsia="Times New Roman" w:hAnsi="Courier New" w:cs="Courier New"/>
+          <w:sz w:val="20"/>
+          <w:szCs w:val="20"/>
+          <w:lang w:eastAsia="fr-FR"/>
+        </w:rPr>
+        <w:t>/E6A_PROOF</w:t>
       </w:r>
     </w:p>
     <w:p>
       <w:pPr>
-        <w:rPr>
-          <w:lang w:val="fr-FR"/>
-        </w:rPr>
-      </w:pPr>
+        <w:pStyle w:val="Titre2"/>
+        <w:rPr>
+          <w:rFonts w:ascii="Arial" w:hAnsi="Arial" w:cs="Arial"/>
+          <w:b w:val="0"/>
+          <w:bCs w:val="0"/>
+          <w:color w:val="auto"/>
+          <w:sz w:val="19"/>
+          <w:szCs w:val="19"/>
+          <w:lang w:val="fr-FR"/>
+        </w:rPr>
+      </w:pPr>
+      <w:r>
+        <w:rPr>
+          <w:rFonts w:ascii="Arial" w:hAnsi="Arial" w:cs="Arial"/>
+          <w:b w:val="0"/>
+          <w:bCs w:val="0"/>
+          <w:color w:val="auto"/>
+          <w:sz w:val="19"/>
+          <w:szCs w:val="19"/>
+          <w:lang w:val="fr-FR"/>
+        </w:rPr>
+        <w:lastRenderedPageBreak/>
+        <w:t>Cause première :</w:t>
+      </w:r>
+      <w:r>
+        <w:rPr>
+          <w:rFonts w:ascii="Arial" w:hAnsi="Arial" w:cs="Arial"/>
+          <w:b w:val="0"/>
+          <w:bCs w:val="0"/>
+          <w:color w:val="auto"/>
+          <w:sz w:val="19"/>
+          <w:szCs w:val="19"/>
+          <w:lang w:val="fr-FR"/>
+        </w:rPr>
+        <w:br/>
+        <w:t xml:space="preserve">La cause première est l'utilisation de </w:t>
+      </w:r>
+      <w:proofErr w:type="gramStart"/>
+      <w:r>
+        <w:rPr>
+          <w:rFonts w:ascii="Arial" w:hAnsi="Arial" w:cs="Arial"/>
+          <w:b w:val="0"/>
+          <w:bCs w:val="0"/>
+          <w:color w:val="auto"/>
+          <w:sz w:val="19"/>
+          <w:szCs w:val="19"/>
+          <w:lang w:val="fr-FR"/>
+        </w:rPr>
+        <w:t>system(</w:t>
+      </w:r>
+      <w:proofErr w:type="gramEnd"/>
+      <w:r>
+        <w:rPr>
+          <w:rFonts w:ascii="Arial" w:hAnsi="Arial" w:cs="Arial"/>
+          <w:b w:val="0"/>
+          <w:bCs w:val="0"/>
+          <w:color w:val="auto"/>
+          <w:sz w:val="19"/>
+          <w:szCs w:val="19"/>
+          <w:lang w:val="fr-FR"/>
+        </w:rPr>
+        <w:t xml:space="preserve">) avec une chaîne contenant directement une donnée fournie par l'utilisateur. Le programme suppose implicitement que l'argument correspond uniquement à un nom de fichier et ne contient pas de métacaractères interprétés par le </w:t>
+      </w:r>
+      <w:proofErr w:type="spellStart"/>
+      <w:r>
+        <w:rPr>
+          <w:rFonts w:ascii="Arial" w:hAnsi="Arial" w:cs="Arial"/>
+          <w:b w:val="0"/>
+          <w:bCs w:val="0"/>
+          <w:color w:val="auto"/>
+          <w:sz w:val="19"/>
+          <w:szCs w:val="19"/>
+          <w:lang w:val="fr-FR"/>
+        </w:rPr>
+        <w:t>shell</w:t>
+      </w:r>
+      <w:proofErr w:type="spellEnd"/>
+      <w:r>
+        <w:rPr>
+          <w:rFonts w:ascii="Arial" w:hAnsi="Arial" w:cs="Arial"/>
+          <w:b w:val="0"/>
+          <w:bCs w:val="0"/>
+          <w:color w:val="auto"/>
+          <w:sz w:val="19"/>
+          <w:szCs w:val="19"/>
+          <w:lang w:val="fr-FR"/>
+        </w:rPr>
+        <w:t>.</w:t>
+      </w:r>
     </w:p>
     <w:p>
       <w:pPr>
-        <w:rPr>
-          <w:lang w:val="fr-FR"/>
-        </w:rPr>
-      </w:pPr>
+        <w:pStyle w:val="Titre2"/>
+        <w:rPr>
+          <w:rFonts w:ascii="Arial" w:hAnsi="Arial" w:cs="Arial"/>
+          <w:b w:val="0"/>
+          <w:bCs w:val="0"/>
+          <w:color w:val="auto"/>
+          <w:sz w:val="19"/>
+          <w:szCs w:val="19"/>
+          <w:lang w:val="fr-FR"/>
+        </w:rPr>
+      </w:pPr>
+      <w:r>
+        <w:rPr>
+          <w:rFonts w:ascii="Arial" w:hAnsi="Arial" w:cs="Arial"/>
+          <w:b w:val="0"/>
+          <w:bCs w:val="0"/>
+          <w:color w:val="auto"/>
+          <w:sz w:val="19"/>
+          <w:szCs w:val="19"/>
+          <w:lang w:val="fr-FR"/>
+        </w:rPr>
+        <w:t>Propriété violée :</w:t>
+      </w:r>
+      <w:r>
+        <w:rPr>
+          <w:rFonts w:ascii="Arial" w:hAnsi="Arial" w:cs="Arial"/>
+          <w:b w:val="0"/>
+          <w:bCs w:val="0"/>
+          <w:color w:val="auto"/>
+          <w:sz w:val="19"/>
+          <w:szCs w:val="19"/>
+          <w:lang w:val="fr-FR"/>
+        </w:rPr>
+        <w:br/>
+        <w:t xml:space="preserve">Une donnée utilisateur destinée à représenter un nom de fichier ne doit pas être interprétée comme une commande ou une partie de commande par un </w:t>
+      </w:r>
+      <w:proofErr w:type="spellStart"/>
+      <w:r>
+        <w:rPr>
+          <w:rFonts w:ascii="Arial" w:hAnsi="Arial" w:cs="Arial"/>
+          <w:b w:val="0"/>
+          <w:bCs w:val="0"/>
+          <w:color w:val="auto"/>
+          <w:sz w:val="19"/>
+          <w:szCs w:val="19"/>
+          <w:lang w:val="fr-FR"/>
+        </w:rPr>
+        <w:t>shell</w:t>
+      </w:r>
+      <w:proofErr w:type="spellEnd"/>
+      <w:r>
+        <w:rPr>
+          <w:rFonts w:ascii="Arial" w:hAnsi="Arial" w:cs="Arial"/>
+          <w:b w:val="0"/>
+          <w:bCs w:val="0"/>
+          <w:color w:val="auto"/>
+          <w:sz w:val="19"/>
+          <w:szCs w:val="19"/>
+          <w:lang w:val="fr-FR"/>
+        </w:rPr>
+        <w:t>.</w:t>
+      </w:r>
     </w:p>
     <w:p>
       <w:pPr>
-        <w:rPr>
-          <w:lang w:val="fr-FR"/>
-        </w:rPr>
-      </w:pPr>
-      <w:r>
-        <w:rPr>
-          <w:lang w:val="fr-FR"/>
-        </w:rPr>
-        <w:t>Cause première : [décrire la confiance implicite dans l’environnement].</w:t>
+        <w:pStyle w:val="Titre2"/>
+        <w:rPr>
+          <w:rFonts w:ascii="Arial" w:hAnsi="Arial" w:cs="Arial"/>
+          <w:b w:val="0"/>
+          <w:bCs w:val="0"/>
+          <w:color w:val="auto"/>
+          <w:sz w:val="19"/>
+          <w:szCs w:val="19"/>
+          <w:lang w:val="fr-FR"/>
+        </w:rPr>
+      </w:pPr>
+      <w:r>
+        <w:rPr>
+          <w:rFonts w:ascii="Arial" w:hAnsi="Arial" w:cs="Arial"/>
+          <w:b w:val="0"/>
+          <w:bCs w:val="0"/>
+          <w:color w:val="auto"/>
+          <w:sz w:val="19"/>
+          <w:szCs w:val="19"/>
+          <w:lang w:val="fr-FR"/>
+        </w:rPr>
+        <w:t>Preuve : Voir Annexe A, trace T4.</w:t>
       </w:r>
     </w:p>
     <w:p>
       <w:pPr>
-        <w:rPr>
-          <w:lang w:val="fr-FR"/>
-        </w:rPr>
-      </w:pPr>
-      <w:r>
-        <w:rPr>
-          <w:lang w:val="fr-FR"/>
-        </w:rPr>
-        <w:t>Propriété violée : [formuler explicitement l’hypothèse de sécurité violée].</w:t>
+        <w:pStyle w:val="Titre2"/>
+        <w:rPr>
+          <w:lang w:val="fr-FR"/>
+        </w:rPr>
+      </w:pPr>
+      <w:r>
+        <w:rPr>
+          <w:lang w:val="fr-FR"/>
+        </w:rPr>
+        <w:t>4.2 Détournement par variable d’environnement — E6b / T5</w:t>
       </w:r>
     </w:p>
     <w:p>
       <w:pPr>
-        <w:pStyle w:val="Titre2"/>
-        <w:rPr>
-          <w:lang w:val="fr-FR"/>
-        </w:rPr>
-      </w:pPr>
-      <w:r>
-        <w:rPr>
-          <w:lang w:val="fr-FR"/>
-        </w:rPr>
-        <w:t>4.3 Liaison dynamique — E5 / T6</w:t>
+        <w:rPr>
+          <w:lang w:val="fr-FR"/>
+        </w:rPr>
+      </w:pPr>
+      <w:r>
+        <w:rPr>
+          <w:lang w:val="fr-FR"/>
+        </w:rPr>
+        <w:t>Une variable d’environnement (PATH, IFS ou mécanisme équivalent demandé) est manipulée afin de substituer une commande externe.</w:t>
       </w:r>
     </w:p>
     <w:p>
       <w:pPr>
-        <w:rPr>
-          <w:lang w:val="fr-FR"/>
-        </w:rPr>
-      </w:pPr>
-      <w:r>
-        <w:rPr>
-          <w:lang w:val="fr-FR"/>
-        </w:rPr>
-        <w:t>Une tentative de détournement par LD_PRELOAD est réalisée sur le Set-UID. La limite du chargeur dynamique dans ce contexte est documentée.</w:t>
+        <w:pStyle w:val="Titre2"/>
+        <w:rPr>
+          <w:lang w:val="fr-FR"/>
+        </w:rPr>
+      </w:pPr>
+      <w:r>
+        <w:rPr>
+          <w:lang w:val="fr-FR"/>
+        </w:rPr>
+        <w:t>4.3 Liaison dynamique — E5 / T6</w:t>
       </w:r>
     </w:p>
     <w:p>
@@ -6355,56 +7669,655 @@
       </w:pPr>
       <w:r>
         <w:rPr>
-          <w:b/>
-          <w:lang w:val="fr-FR"/>
-        </w:rPr>
-        <w:t>[Commande / configuration utilisée et trace montrant l’absence d’effet]</w:t>
+          <w:lang w:val="fr-FR"/>
+        </w:rPr>
+        <w:t>Une tentative de détournement par la variable d’environnement LD_PRELOAD a été réalisée sur le programme Set-UID catall_e5. Une bibliothèque de test contenant une fonction exécutée lors du chargement a d’abord été chargée avec succès par un programme ordinaire (/bin/</w:t>
+      </w:r>
+      <w:proofErr w:type="spellStart"/>
+      <w:r>
+        <w:rPr>
+          <w:lang w:val="fr-FR"/>
+        </w:rPr>
+        <w:t>true</w:t>
+      </w:r>
+      <w:proofErr w:type="spellEnd"/>
+      <w:r>
+        <w:rPr>
+          <w:lang w:val="fr-FR"/>
+        </w:rPr>
+        <w:t xml:space="preserve">), ce qui confirme que la bibliothèque fonctionne. En revanche, la même bibliothèque n’a produit aucun effet lors de l’exécution du programme Set-UID. Le chargeur dynamique ignore donc LD_PRELOAD dans ce contexte privilégié. </w:t>
       </w:r>
     </w:p>
     <w:p>
       <w:pPr>
-        <w:rPr>
-          <w:lang w:val="fr-FR"/>
-        </w:rPr>
-      </w:pPr>
+        <w:tabs>
+          <w:tab w:val="left" w:pos="916"/>
+          <w:tab w:val="left" w:pos="1832"/>
+          <w:tab w:val="left" w:pos="2748"/>
+          <w:tab w:val="left" w:pos="3664"/>
+          <w:tab w:val="left" w:pos="4580"/>
+          <w:tab w:val="left" w:pos="5496"/>
+          <w:tab w:val="left" w:pos="6412"/>
+          <w:tab w:val="left" w:pos="7328"/>
+          <w:tab w:val="left" w:pos="8244"/>
+          <w:tab w:val="left" w:pos="9160"/>
+          <w:tab w:val="left" w:pos="10076"/>
+          <w:tab w:val="left" w:pos="10992"/>
+          <w:tab w:val="left" w:pos="11908"/>
+          <w:tab w:val="left" w:pos="12824"/>
+          <w:tab w:val="left" w:pos="13740"/>
+          <w:tab w:val="left" w:pos="14656"/>
+        </w:tabs>
+        <w:spacing w:after="0" w:line="240" w:lineRule="auto"/>
+        <w:rPr>
+          <w:rFonts w:eastAsia="Times New Roman" w:cs="Arial"/>
+          <w:szCs w:val="19"/>
+          <w:lang w:val="fr-FR" w:eastAsia="fr-FR"/>
+        </w:rPr>
+      </w:pPr>
+      <w:r>
+        <w:rPr>
+          <w:rFonts w:eastAsia="Times New Roman" w:cs="Arial"/>
+          <w:szCs w:val="19"/>
+          <w:lang w:val="fr-FR" w:eastAsia="fr-FR"/>
+        </w:rPr>
+        <w:t>Test sur un programme ordinaire :</w:t>
+      </w:r>
     </w:p>
     <w:p>
       <w:pPr>
-        <w:rPr>
-          <w:lang w:val="fr-FR"/>
-        </w:rPr>
-      </w:pPr>
+        <w:tabs>
+          <w:tab w:val="left" w:pos="916"/>
+          <w:tab w:val="left" w:pos="1832"/>
+          <w:tab w:val="left" w:pos="2748"/>
+          <w:tab w:val="left" w:pos="3664"/>
+          <w:tab w:val="left" w:pos="4580"/>
+          <w:tab w:val="left" w:pos="5496"/>
+          <w:tab w:val="left" w:pos="6412"/>
+          <w:tab w:val="left" w:pos="7328"/>
+          <w:tab w:val="left" w:pos="8244"/>
+          <w:tab w:val="left" w:pos="9160"/>
+          <w:tab w:val="left" w:pos="10076"/>
+          <w:tab w:val="left" w:pos="10992"/>
+          <w:tab w:val="left" w:pos="11908"/>
+          <w:tab w:val="left" w:pos="12824"/>
+          <w:tab w:val="left" w:pos="13740"/>
+          <w:tab w:val="left" w:pos="14656"/>
+        </w:tabs>
+        <w:spacing w:after="0" w:line="240" w:lineRule="auto"/>
+        <w:rPr>
+          <w:rFonts w:ascii="Courier New" w:eastAsia="Times New Roman" w:hAnsi="Courier New" w:cs="Courier New"/>
+          <w:sz w:val="20"/>
+          <w:szCs w:val="20"/>
+          <w:lang w:eastAsia="fr-FR"/>
+        </w:rPr>
+      </w:pPr>
+      <w:r>
+        <w:rPr>
+          <w:rFonts w:ascii="Courier New" w:eastAsia="Times New Roman" w:hAnsi="Courier New" w:cs="Courier New"/>
+          <w:sz w:val="20"/>
+          <w:szCs w:val="20"/>
+          <w:lang w:eastAsia="fr-FR"/>
+        </w:rPr>
+        <w:t>[09/27/</w:t>
+      </w:r>
+      <w:proofErr w:type="gramStart"/>
+      <w:r>
+        <w:rPr>
+          <w:rFonts w:ascii="Courier New" w:eastAsia="Times New Roman" w:hAnsi="Courier New" w:cs="Courier New"/>
+          <w:sz w:val="20"/>
+          <w:szCs w:val="20"/>
+          <w:lang w:eastAsia="fr-FR"/>
+        </w:rPr>
+        <w:t>26]</w:t>
+      </w:r>
+      <w:proofErr w:type="spellStart"/>
+      <w:r>
+        <w:rPr>
+          <w:rFonts w:ascii="Courier New" w:eastAsia="Times New Roman" w:hAnsi="Courier New" w:cs="Courier New"/>
+          <w:b/>
+          <w:bCs/>
+          <w:color w:val="4E9A06"/>
+          <w:sz w:val="20"/>
+          <w:szCs w:val="20"/>
+          <w:lang w:eastAsia="fr-FR"/>
+        </w:rPr>
+        <w:t>seed</w:t>
+      </w:r>
+      <w:proofErr w:type="gramEnd"/>
+      <w:r>
+        <w:rPr>
+          <w:rFonts w:ascii="Courier New" w:eastAsia="Times New Roman" w:hAnsi="Courier New" w:cs="Courier New"/>
+          <w:b/>
+          <w:bCs/>
+          <w:color w:val="4E9A06"/>
+          <w:sz w:val="20"/>
+          <w:szCs w:val="20"/>
+          <w:lang w:eastAsia="fr-FR"/>
+        </w:rPr>
+        <w:t>@</w:t>
+      </w:r>
+      <w:proofErr w:type="gramStart"/>
+      <w:r>
+        <w:rPr>
+          <w:rFonts w:ascii="Courier New" w:eastAsia="Times New Roman" w:hAnsi="Courier New" w:cs="Courier New"/>
+          <w:b/>
+          <w:bCs/>
+          <w:color w:val="4E9A06"/>
+          <w:sz w:val="20"/>
+          <w:szCs w:val="20"/>
+          <w:lang w:eastAsia="fr-FR"/>
+        </w:rPr>
+        <w:t>VM</w:t>
+      </w:r>
+      <w:proofErr w:type="spellEnd"/>
+      <w:r>
+        <w:rPr>
+          <w:rFonts w:ascii="Courier New" w:eastAsia="Times New Roman" w:hAnsi="Courier New" w:cs="Courier New"/>
+          <w:sz w:val="20"/>
+          <w:szCs w:val="20"/>
+          <w:lang w:eastAsia="fr-FR"/>
+        </w:rPr>
+        <w:t>:</w:t>
+      </w:r>
+      <w:r>
+        <w:rPr>
+          <w:rFonts w:ascii="Courier New" w:eastAsia="Times New Roman" w:hAnsi="Courier New" w:cs="Courier New"/>
+          <w:b/>
+          <w:bCs/>
+          <w:color w:val="3465A4"/>
+          <w:sz w:val="20"/>
+          <w:szCs w:val="20"/>
+          <w:lang w:eastAsia="fr-FR"/>
+        </w:rPr>
+        <w:t>~</w:t>
+      </w:r>
+      <w:proofErr w:type="gramEnd"/>
+      <w:r>
+        <w:rPr>
+          <w:rFonts w:ascii="Courier New" w:eastAsia="Times New Roman" w:hAnsi="Courier New" w:cs="Courier New"/>
+          <w:b/>
+          <w:bCs/>
+          <w:color w:val="3465A4"/>
+          <w:sz w:val="20"/>
+          <w:szCs w:val="20"/>
+          <w:lang w:eastAsia="fr-FR"/>
+        </w:rPr>
+        <w:t>/.../Labsetup</w:t>
+      </w:r>
+      <w:r>
+        <w:rPr>
+          <w:rFonts w:ascii="Courier New" w:eastAsia="Times New Roman" w:hAnsi="Courier New" w:cs="Courier New"/>
+          <w:sz w:val="20"/>
+          <w:szCs w:val="20"/>
+          <w:lang w:eastAsia="fr-FR"/>
+        </w:rPr>
+        <w:t>$ LD_PRELOAD=$PWD/preload_test.so /bin/true</w:t>
+      </w:r>
     </w:p>
     <w:p>
       <w:pPr>
-        <w:pStyle w:val="Titre1"/>
-        <w:rPr>
-          <w:lang w:val="fr-FR"/>
-        </w:rPr>
-      </w:pPr>
-      <w:r>
-        <w:rPr>
-          <w:lang w:val="fr-FR"/>
-        </w:rPr>
-        <w:t>5. Correction et vérification</w:t>
+        <w:tabs>
+          <w:tab w:val="left" w:pos="916"/>
+          <w:tab w:val="left" w:pos="1832"/>
+          <w:tab w:val="left" w:pos="2748"/>
+          <w:tab w:val="left" w:pos="3664"/>
+          <w:tab w:val="left" w:pos="4580"/>
+          <w:tab w:val="left" w:pos="5496"/>
+          <w:tab w:val="left" w:pos="6412"/>
+          <w:tab w:val="left" w:pos="7328"/>
+          <w:tab w:val="left" w:pos="8244"/>
+          <w:tab w:val="left" w:pos="9160"/>
+          <w:tab w:val="left" w:pos="10076"/>
+          <w:tab w:val="left" w:pos="10992"/>
+          <w:tab w:val="left" w:pos="11908"/>
+          <w:tab w:val="left" w:pos="12824"/>
+          <w:tab w:val="left" w:pos="13740"/>
+          <w:tab w:val="left" w:pos="14656"/>
+        </w:tabs>
+        <w:spacing w:after="0" w:line="240" w:lineRule="auto"/>
+        <w:rPr>
+          <w:rFonts w:ascii="Courier New" w:eastAsia="Times New Roman" w:hAnsi="Courier New" w:cs="Courier New"/>
+          <w:sz w:val="20"/>
+          <w:szCs w:val="20"/>
+          <w:lang w:eastAsia="fr-FR"/>
+        </w:rPr>
+      </w:pPr>
+      <w:r>
+        <w:rPr>
+          <w:rFonts w:ascii="Courier New" w:eastAsia="Times New Roman" w:hAnsi="Courier New" w:cs="Courier New"/>
+          <w:sz w:val="20"/>
+          <w:szCs w:val="20"/>
+          <w:lang w:eastAsia="fr-FR"/>
+        </w:rPr>
+        <w:t>LD_PRELOAD_ACTIF</w:t>
       </w:r>
     </w:p>
     <w:p>
       <w:pPr>
-        <w:pStyle w:val="Titre2"/>
-        <w:rPr>
-          <w:lang w:val="fr-FR"/>
-        </w:rPr>
-      </w:pPr>
-      <w:r>
-        <w:rPr>
-          <w:lang w:val="fr-FR"/>
-        </w:rPr>
-        <w:t>5.1 Invocation sûre des commandes externes — E7 / T7</w:t>
+        <w:tabs>
+          <w:tab w:val="left" w:pos="916"/>
+          <w:tab w:val="left" w:pos="1832"/>
+          <w:tab w:val="left" w:pos="2748"/>
+          <w:tab w:val="left" w:pos="3664"/>
+          <w:tab w:val="left" w:pos="4580"/>
+          <w:tab w:val="left" w:pos="5496"/>
+          <w:tab w:val="left" w:pos="6412"/>
+          <w:tab w:val="left" w:pos="7328"/>
+          <w:tab w:val="left" w:pos="8244"/>
+          <w:tab w:val="left" w:pos="9160"/>
+          <w:tab w:val="left" w:pos="10076"/>
+          <w:tab w:val="left" w:pos="10992"/>
+          <w:tab w:val="left" w:pos="11908"/>
+          <w:tab w:val="left" w:pos="12824"/>
+          <w:tab w:val="left" w:pos="13740"/>
+          <w:tab w:val="left" w:pos="14656"/>
+        </w:tabs>
+        <w:spacing w:after="0" w:line="240" w:lineRule="auto"/>
+        <w:rPr>
+          <w:rFonts w:eastAsia="Times New Roman" w:cs="Arial"/>
+          <w:szCs w:val="19"/>
+          <w:lang w:val="fr-FR" w:eastAsia="fr-FR"/>
+        </w:rPr>
+      </w:pPr>
+      <w:r>
+        <w:rPr>
+          <w:rFonts w:eastAsia="Times New Roman" w:cs="Arial"/>
+          <w:szCs w:val="19"/>
+          <w:lang w:val="fr-FR" w:eastAsia="fr-FR"/>
+        </w:rPr>
+        <w:t xml:space="preserve">Test sur </w:t>
+      </w:r>
+      <w:r>
+        <w:rPr>
+          <w:rFonts w:eastAsia="Times New Roman" w:cs="Arial"/>
+          <w:szCs w:val="19"/>
+          <w:lang w:val="fr-FR" w:eastAsia="fr-FR"/>
+        </w:rPr>
+        <w:t>le programme S</w:t>
+      </w:r>
+      <w:r>
+        <w:rPr>
+          <w:rFonts w:eastAsia="Times New Roman" w:cs="Arial"/>
+          <w:szCs w:val="19"/>
+          <w:lang w:val="fr-FR" w:eastAsia="fr-FR"/>
+        </w:rPr>
+        <w:t>et-UID :</w:t>
       </w:r>
     </w:p>
     <w:p>
       <w:pPr>
+        <w:tabs>
+          <w:tab w:val="left" w:pos="916"/>
+          <w:tab w:val="left" w:pos="1832"/>
+          <w:tab w:val="left" w:pos="2748"/>
+          <w:tab w:val="left" w:pos="3664"/>
+          <w:tab w:val="left" w:pos="4580"/>
+          <w:tab w:val="left" w:pos="5496"/>
+          <w:tab w:val="left" w:pos="6412"/>
+          <w:tab w:val="left" w:pos="7328"/>
+          <w:tab w:val="left" w:pos="8244"/>
+          <w:tab w:val="left" w:pos="9160"/>
+          <w:tab w:val="left" w:pos="10076"/>
+          <w:tab w:val="left" w:pos="10992"/>
+          <w:tab w:val="left" w:pos="11908"/>
+          <w:tab w:val="left" w:pos="12824"/>
+          <w:tab w:val="left" w:pos="13740"/>
+          <w:tab w:val="left" w:pos="14656"/>
+        </w:tabs>
+        <w:spacing w:after="0" w:line="240" w:lineRule="auto"/>
+        <w:rPr>
+          <w:rFonts w:ascii="Courier New" w:eastAsia="Times New Roman" w:hAnsi="Courier New" w:cs="Courier New"/>
+          <w:sz w:val="20"/>
+          <w:szCs w:val="20"/>
+          <w:lang w:eastAsia="fr-FR"/>
+        </w:rPr>
+      </w:pPr>
+      <w:r>
+        <w:rPr>
+          <w:rFonts w:ascii="Courier New" w:eastAsia="Times New Roman" w:hAnsi="Courier New" w:cs="Courier New"/>
+          <w:sz w:val="20"/>
+          <w:szCs w:val="20"/>
+          <w:lang w:eastAsia="fr-FR"/>
+        </w:rPr>
+        <w:t>[09/27/26]</w:t>
+      </w:r>
+      <w:proofErr w:type="spellStart"/>
+      <w:r>
+        <w:rPr>
+          <w:rFonts w:ascii="Courier New" w:eastAsia="Times New Roman" w:hAnsi="Courier New" w:cs="Courier New"/>
+          <w:b/>
+          <w:bCs/>
+          <w:color w:val="4E9A06"/>
+          <w:sz w:val="20"/>
+          <w:szCs w:val="20"/>
+          <w:lang w:eastAsia="fr-FR"/>
+        </w:rPr>
+        <w:t>seed@VM</w:t>
+      </w:r>
+      <w:proofErr w:type="spellEnd"/>
+      <w:r>
+        <w:rPr>
+          <w:rFonts w:ascii="Courier New" w:eastAsia="Times New Roman" w:hAnsi="Courier New" w:cs="Courier New"/>
+          <w:sz w:val="20"/>
+          <w:szCs w:val="20"/>
+          <w:lang w:eastAsia="fr-FR"/>
+        </w:rPr>
+        <w:t>:</w:t>
+      </w:r>
+      <w:r>
+        <w:rPr>
+          <w:rFonts w:ascii="Courier New" w:eastAsia="Times New Roman" w:hAnsi="Courier New" w:cs="Courier New"/>
+          <w:b/>
+          <w:bCs/>
+          <w:color w:val="3465A4"/>
+          <w:sz w:val="20"/>
+          <w:szCs w:val="20"/>
+          <w:lang w:eastAsia="fr-FR"/>
+        </w:rPr>
+        <w:t>~/.../Labsetup</w:t>
+      </w:r>
+      <w:r>
+        <w:rPr>
+          <w:rFonts w:ascii="Courier New" w:eastAsia="Times New Roman" w:hAnsi="Courier New" w:cs="Courier New"/>
+          <w:sz w:val="20"/>
+          <w:szCs w:val="20"/>
+          <w:lang w:eastAsia="fr-FR"/>
+        </w:rPr>
+        <w:t xml:space="preserve">$ </w:t>
+      </w:r>
+      <w:proofErr w:type="gramStart"/>
+      <w:r>
+        <w:rPr>
+          <w:rFonts w:ascii="Courier New" w:eastAsia="Times New Roman" w:hAnsi="Courier New" w:cs="Courier New"/>
+          <w:sz w:val="20"/>
+          <w:szCs w:val="20"/>
+          <w:lang w:eastAsia="fr-FR"/>
+        </w:rPr>
+        <w:t>LD_PRELOAD=$PWD/preload_test.so .</w:t>
+      </w:r>
+      <w:proofErr w:type="gramEnd"/>
+      <w:r>
+        <w:rPr>
+          <w:rFonts w:ascii="Courier New" w:eastAsia="Times New Roman" w:hAnsi="Courier New" w:cs="Courier New"/>
+          <w:sz w:val="20"/>
+          <w:szCs w:val="20"/>
+          <w:lang w:eastAsia="fr-FR"/>
+        </w:rPr>
+        <w:t>/catall_e5 /dev/null</w:t>
+      </w:r>
+    </w:p>
+    <w:p>
+      <w:pPr>
+        <w:tabs>
+          <w:tab w:val="left" w:pos="916"/>
+          <w:tab w:val="left" w:pos="1832"/>
+          <w:tab w:val="left" w:pos="2748"/>
+          <w:tab w:val="left" w:pos="3664"/>
+          <w:tab w:val="left" w:pos="4580"/>
+          <w:tab w:val="left" w:pos="5496"/>
+          <w:tab w:val="left" w:pos="6412"/>
+          <w:tab w:val="left" w:pos="7328"/>
+          <w:tab w:val="left" w:pos="8244"/>
+          <w:tab w:val="left" w:pos="9160"/>
+          <w:tab w:val="left" w:pos="10076"/>
+          <w:tab w:val="left" w:pos="10992"/>
+          <w:tab w:val="left" w:pos="11908"/>
+          <w:tab w:val="left" w:pos="12824"/>
+          <w:tab w:val="left" w:pos="13740"/>
+          <w:tab w:val="left" w:pos="14656"/>
+        </w:tabs>
+        <w:spacing w:after="0" w:line="240" w:lineRule="auto"/>
+        <w:rPr>
+          <w:rFonts w:ascii="Courier New" w:eastAsia="Times New Roman" w:hAnsi="Courier New" w:cs="Courier New"/>
+          <w:sz w:val="20"/>
+          <w:szCs w:val="20"/>
+          <w:lang w:val="fr-FR" w:eastAsia="fr-FR"/>
+        </w:rPr>
+      </w:pPr>
+      <w:r>
+        <w:rPr>
+          <w:rFonts w:ascii="Courier New" w:eastAsia="Times New Roman" w:hAnsi="Courier New" w:cs="Courier New"/>
+          <w:sz w:val="20"/>
+          <w:szCs w:val="20"/>
+          <w:lang w:val="fr-FR" w:eastAsia="fr-FR"/>
+        </w:rPr>
+        <w:t>[09/27/</w:t>
+      </w:r>
+      <w:proofErr w:type="gramStart"/>
+      <w:r>
+        <w:rPr>
+          <w:rFonts w:ascii="Courier New" w:eastAsia="Times New Roman" w:hAnsi="Courier New" w:cs="Courier New"/>
+          <w:sz w:val="20"/>
+          <w:szCs w:val="20"/>
+          <w:lang w:val="fr-FR" w:eastAsia="fr-FR"/>
+        </w:rPr>
+        <w:t>26]</w:t>
+      </w:r>
+      <w:proofErr w:type="spellStart"/>
+      <w:r>
+        <w:rPr>
+          <w:rFonts w:ascii="Courier New" w:eastAsia="Times New Roman" w:hAnsi="Courier New" w:cs="Courier New"/>
+          <w:b/>
+          <w:bCs/>
+          <w:color w:val="4E9A06"/>
+          <w:sz w:val="20"/>
+          <w:szCs w:val="20"/>
+          <w:lang w:val="fr-FR" w:eastAsia="fr-FR"/>
+        </w:rPr>
+        <w:t>seed</w:t>
+      </w:r>
+      <w:proofErr w:type="gramEnd"/>
+      <w:r>
+        <w:rPr>
+          <w:rFonts w:ascii="Courier New" w:eastAsia="Times New Roman" w:hAnsi="Courier New" w:cs="Courier New"/>
+          <w:b/>
+          <w:bCs/>
+          <w:color w:val="4E9A06"/>
+          <w:sz w:val="20"/>
+          <w:szCs w:val="20"/>
+          <w:lang w:val="fr-FR" w:eastAsia="fr-FR"/>
+        </w:rPr>
+        <w:t>@</w:t>
+      </w:r>
+      <w:proofErr w:type="gramStart"/>
+      <w:r>
+        <w:rPr>
+          <w:rFonts w:ascii="Courier New" w:eastAsia="Times New Roman" w:hAnsi="Courier New" w:cs="Courier New"/>
+          <w:b/>
+          <w:bCs/>
+          <w:color w:val="4E9A06"/>
+          <w:sz w:val="20"/>
+          <w:szCs w:val="20"/>
+          <w:lang w:val="fr-FR" w:eastAsia="fr-FR"/>
+        </w:rPr>
+        <w:t>VM</w:t>
+      </w:r>
+      <w:proofErr w:type="spellEnd"/>
+      <w:r>
+        <w:rPr>
+          <w:rFonts w:ascii="Courier New" w:eastAsia="Times New Roman" w:hAnsi="Courier New" w:cs="Courier New"/>
+          <w:sz w:val="20"/>
+          <w:szCs w:val="20"/>
+          <w:lang w:val="fr-FR" w:eastAsia="fr-FR"/>
+        </w:rPr>
+        <w:t>:</w:t>
+      </w:r>
+      <w:r>
+        <w:rPr>
+          <w:rFonts w:ascii="Courier New" w:eastAsia="Times New Roman" w:hAnsi="Courier New" w:cs="Courier New"/>
+          <w:b/>
+          <w:bCs/>
+          <w:color w:val="3465A4"/>
+          <w:sz w:val="20"/>
+          <w:szCs w:val="20"/>
+          <w:lang w:val="fr-FR" w:eastAsia="fr-FR"/>
+        </w:rPr>
+        <w:t>~</w:t>
+      </w:r>
+      <w:proofErr w:type="gramEnd"/>
+      <w:r>
+        <w:rPr>
+          <w:rFonts w:ascii="Courier New" w:eastAsia="Times New Roman" w:hAnsi="Courier New" w:cs="Courier New"/>
+          <w:b/>
+          <w:bCs/>
+          <w:color w:val="3465A4"/>
+          <w:sz w:val="20"/>
+          <w:szCs w:val="20"/>
+          <w:lang w:val="fr-FR" w:eastAsia="fr-FR"/>
+        </w:rPr>
+        <w:t>/.../Labsetup</w:t>
+      </w:r>
+      <w:r>
+        <w:rPr>
+          <w:rFonts w:ascii="Courier New" w:eastAsia="Times New Roman" w:hAnsi="Courier New" w:cs="Courier New"/>
+          <w:sz w:val="20"/>
+          <w:szCs w:val="20"/>
+          <w:lang w:val="fr-FR" w:eastAsia="fr-FR"/>
+        </w:rPr>
+        <w:t xml:space="preserve">$ </w:t>
+      </w:r>
+    </w:p>
+    <w:p>
+      <w:pPr>
+        <w:tabs>
+          <w:tab w:val="left" w:pos="916"/>
+          <w:tab w:val="left" w:pos="1832"/>
+          <w:tab w:val="left" w:pos="2748"/>
+          <w:tab w:val="left" w:pos="3664"/>
+          <w:tab w:val="left" w:pos="4580"/>
+          <w:tab w:val="left" w:pos="5496"/>
+          <w:tab w:val="left" w:pos="6412"/>
+          <w:tab w:val="left" w:pos="7328"/>
+          <w:tab w:val="left" w:pos="8244"/>
+          <w:tab w:val="left" w:pos="9160"/>
+          <w:tab w:val="left" w:pos="10076"/>
+          <w:tab w:val="left" w:pos="10992"/>
+          <w:tab w:val="left" w:pos="11908"/>
+          <w:tab w:val="left" w:pos="12824"/>
+          <w:tab w:val="left" w:pos="13740"/>
+          <w:tab w:val="left" w:pos="14656"/>
+        </w:tabs>
+        <w:spacing w:after="0" w:line="240" w:lineRule="auto"/>
+        <w:rPr>
+          <w:rFonts w:ascii="Courier New" w:eastAsia="Times New Roman" w:hAnsi="Courier New" w:cs="Courier New"/>
+          <w:sz w:val="20"/>
+          <w:szCs w:val="20"/>
+          <w:lang w:val="fr-FR" w:eastAsia="fr-FR"/>
+        </w:rPr>
+      </w:pPr>
+    </w:p>
+    <w:p>
+      <w:pPr>
+        <w:pStyle w:val="Titre1"/>
+        <w:spacing w:before="0"/>
+        <w:rPr>
+          <w:rFonts w:ascii="Arial" w:eastAsia="Times New Roman" w:hAnsi="Arial" w:cs="Arial"/>
+          <w:b w:val="0"/>
+          <w:bCs w:val="0"/>
+          <w:color w:val="auto"/>
+          <w:sz w:val="19"/>
+          <w:szCs w:val="19"/>
+          <w:lang w:val="fr-FR" w:eastAsia="fr-FR"/>
+        </w:rPr>
+      </w:pPr>
+      <w:r>
+        <w:rPr>
+          <w:rFonts w:ascii="Arial" w:eastAsia="Times New Roman" w:hAnsi="Arial" w:cs="Arial"/>
+          <w:b w:val="0"/>
+          <w:bCs w:val="0"/>
+          <w:color w:val="auto"/>
+          <w:sz w:val="19"/>
+          <w:szCs w:val="19"/>
+          <w:lang w:val="fr-FR" w:eastAsia="fr-FR"/>
+        </w:rPr>
+        <w:t>Résultat : aucune sortie produite.</w:t>
+      </w:r>
+    </w:p>
+    <w:p>
+      <w:pPr>
+        <w:pStyle w:val="Titre1"/>
+        <w:spacing w:before="0"/>
+        <w:rPr>
+          <w:rFonts w:ascii="Arial" w:eastAsia="Times New Roman" w:hAnsi="Arial" w:cs="Arial"/>
+          <w:b w:val="0"/>
+          <w:bCs w:val="0"/>
+          <w:color w:val="auto"/>
+          <w:sz w:val="19"/>
+          <w:szCs w:val="19"/>
+          <w:lang w:val="fr-FR" w:eastAsia="fr-FR"/>
+        </w:rPr>
+      </w:pPr>
+      <w:r>
+        <w:rPr>
+          <w:rFonts w:ascii="Arial" w:eastAsia="Times New Roman" w:hAnsi="Arial" w:cs="Arial"/>
+          <w:b w:val="0"/>
+          <w:bCs w:val="0"/>
+          <w:color w:val="auto"/>
+          <w:sz w:val="19"/>
+          <w:szCs w:val="19"/>
+          <w:lang w:val="fr-FR" w:eastAsia="fr-FR"/>
+        </w:rPr>
+        <w:t>La différence entre les deux essais montre que la bibliothèque est fonctionnelle, mais que son préchargement n'est pas appliqué lors de l'exécution du programme Set-UID.</w:t>
+      </w:r>
+    </w:p>
+    <w:p>
+      <w:pPr>
+        <w:pStyle w:val="Titre1"/>
+        <w:spacing w:before="0"/>
+        <w:rPr>
+          <w:rFonts w:ascii="Arial" w:eastAsia="Times New Roman" w:hAnsi="Arial" w:cs="Arial"/>
+          <w:b w:val="0"/>
+          <w:bCs w:val="0"/>
+          <w:color w:val="auto"/>
+          <w:sz w:val="19"/>
+          <w:szCs w:val="19"/>
+          <w:lang w:val="fr-FR" w:eastAsia="fr-FR"/>
+        </w:rPr>
+      </w:pPr>
+      <w:r>
+        <w:rPr>
+          <w:rFonts w:ascii="Arial" w:eastAsia="Times New Roman" w:hAnsi="Arial" w:cs="Arial"/>
+          <w:b w:val="0"/>
+          <w:bCs w:val="0"/>
+          <w:color w:val="auto"/>
+          <w:sz w:val="19"/>
+          <w:szCs w:val="19"/>
+          <w:lang w:val="fr-FR" w:eastAsia="fr-FR"/>
+        </w:rPr>
+        <w:t>Preuve : Voir Annexe A, trace T6.</w:t>
+      </w:r>
+    </w:p>
+    <w:p>
+      <w:pPr>
+        <w:pStyle w:val="Titre1"/>
+        <w:rPr>
+          <w:lang w:val="fr-FR"/>
+        </w:rPr>
+      </w:pPr>
+      <w:r>
+        <w:rPr>
+          <w:lang w:val="fr-FR"/>
+        </w:rPr>
+        <w:t>5. Correction et vérification</w:t>
+      </w:r>
+    </w:p>
+    <w:p>
+      <w:pPr>
+        <w:pStyle w:val="Titre2"/>
+        <w:rPr>
+          <w:lang w:val="fr-FR"/>
+        </w:rPr>
+      </w:pPr>
+      <w:r>
+        <w:rPr>
+          <w:lang w:val="fr-FR"/>
+        </w:rPr>
+        <w:t>5.1 Invocation sûre des commandes externes — E7 / T7</w:t>
+      </w:r>
+    </w:p>
+    <w:p>
+      <w:pPr>
         <w:rPr>
           <w:lang w:val="fr-FR"/>
         </w:rPr>
@@ -6511,6 +8424,13 @@
           <w:lang w:val="fr-FR"/>
         </w:rPr>
       </w:pPr>
+      <w:r>
+        <w:rPr>
+          <w:b/>
+          <w:lang w:val="fr-FR"/>
+        </w:rPr>
+        <w:t>[Trace rejouant l’entrée de T4 sur le programme corrigé]</w:t>
+      </w:r>
     </w:p>
     <w:p>
       <w:pPr>
@@ -6518,6 +8438,13 @@
           <w:lang w:val="fr-FR"/>
         </w:rPr>
       </w:pPr>
+      <w:r>
+        <w:rPr>
+          <w:b/>
+          <w:lang w:val="fr-FR"/>
+        </w:rPr>
+        <w:t>[Trace rejouant l’entrée de T5 sur le programme corrigé]</w:t>
+      </w:r>
     </w:p>
     <w:p>
       <w:pPr>
@@ -6525,19 +8452,25 @@
           <w:lang w:val="fr-FR"/>
         </w:rPr>
       </w:pPr>
+      <w:r>
+        <w:rPr>
+          <w:lang w:val="fr-FR"/>
+        </w:rPr>
+        <w:t>Résultat : [montrer que les entrées précédemment malveillantes sont désormais refusées ou sans effet].</w:t>
+      </w:r>
     </w:p>
     <w:p>
       <w:pPr>
-        <w:rPr>
-          <w:lang w:val="fr-FR"/>
-        </w:rPr>
-      </w:pPr>
-      <w:r>
-        <w:rPr>
-          <w:b/>
-          <w:lang w:val="fr-FR"/>
-        </w:rPr>
-        <w:t>[Trace rejouant l’entrée de T4 sur le programme corrigé]</w:t>
+        <w:pStyle w:val="Titre2"/>
+        <w:rPr>
+          <w:lang w:val="fr-FR"/>
+        </w:rPr>
+      </w:pPr>
+      <w:r>
+        <w:rPr>
+          <w:lang w:val="fr-FR"/>
+        </w:rPr>
+        <w:t>5.2 Abandon définitif du privilège — E8 / T8</w:t>
       </w:r>
     </w:p>
     <w:p>
@@ -6546,6 +8479,48 @@
           <w:lang w:val="fr-FR"/>
         </w:rPr>
       </w:pPr>
+      <w:r>
+        <w:rPr>
+          <w:lang w:val="fr-FR"/>
+        </w:rPr>
+        <w:t xml:space="preserve">Le privilège effectif est abandonné au plus tôt avec </w:t>
+      </w:r>
+      <w:proofErr w:type="spellStart"/>
+      <w:proofErr w:type="gramStart"/>
+      <w:r>
+        <w:rPr>
+          <w:lang w:val="fr-FR"/>
+        </w:rPr>
+        <w:t>setresuid</w:t>
+      </w:r>
+      <w:proofErr w:type="spellEnd"/>
+      <w:r>
+        <w:rPr>
+          <w:lang w:val="fr-FR"/>
+        </w:rPr>
+        <w:t>(</w:t>
+      </w:r>
+      <w:proofErr w:type="gramEnd"/>
+      <w:r>
+        <w:rPr>
+          <w:lang w:val="fr-FR"/>
+        </w:rPr>
+        <w:t xml:space="preserve">), après les opérations qui nécessitent réellement le privilège. La </w:t>
+      </w:r>
+      <w:proofErr w:type="spellStart"/>
+      <w:r>
+        <w:rPr>
+          <w:lang w:val="fr-FR"/>
+        </w:rPr>
+        <w:t>réélévation</w:t>
+      </w:r>
+      <w:proofErr w:type="spellEnd"/>
+      <w:r>
+        <w:rPr>
+          <w:lang w:val="fr-FR"/>
+        </w:rPr>
+        <w:t xml:space="preserve"> est ensuite vérifiée comme impossible.</w:t>
+      </w:r>
     </w:p>
     <w:p>
       <w:pPr>
@@ -6553,6 +8528,38 @@
           <w:lang w:val="fr-FR"/>
         </w:rPr>
       </w:pPr>
+      <w:r>
+        <w:rPr>
+          <w:b/>
+          <w:lang w:val="fr-FR"/>
+        </w:rPr>
+        <w:t xml:space="preserve">[Extrait du code </w:t>
+      </w:r>
+      <w:proofErr w:type="spellStart"/>
+      <w:proofErr w:type="gramStart"/>
+      <w:r>
+        <w:rPr>
+          <w:b/>
+          <w:lang w:val="fr-FR"/>
+        </w:rPr>
+        <w:t>setresuid</w:t>
+      </w:r>
+      <w:proofErr w:type="spellEnd"/>
+      <w:r>
+        <w:rPr>
+          <w:b/>
+          <w:lang w:val="fr-FR"/>
+        </w:rPr>
+        <w:t>(</w:t>
+      </w:r>
+      <w:proofErr w:type="gramEnd"/>
+      <w:r>
+        <w:rPr>
+          <w:b/>
+          <w:lang w:val="fr-FR"/>
+        </w:rPr>
+        <w:t>) et ordre des opérations]</w:t>
+      </w:r>
     </w:p>
     <w:p>
       <w:pPr>
@@ -6565,7 +8572,39 @@
           <w:b/>
           <w:lang w:val="fr-FR"/>
         </w:rPr>
-        <w:t>[Trace rejouant l’entrée de T5 sur le programme corrigé]</w:t>
+        <w:t xml:space="preserve">[Trace </w:t>
+      </w:r>
+      <w:proofErr w:type="spellStart"/>
+      <w:r>
+        <w:rPr>
+          <w:b/>
+          <w:lang w:val="fr-FR"/>
+        </w:rPr>
+        <w:t>getresuid</w:t>
+      </w:r>
+      <w:proofErr w:type="spellEnd"/>
+      <w:r>
+        <w:rPr>
+          <w:b/>
+          <w:lang w:val="fr-FR"/>
+        </w:rPr>
+        <w:t xml:space="preserve"> avant/après et échec d’une tentative de </w:t>
+      </w:r>
+      <w:proofErr w:type="spellStart"/>
+      <w:r>
+        <w:rPr>
+          <w:b/>
+          <w:lang w:val="fr-FR"/>
+        </w:rPr>
+        <w:t>réélévation</w:t>
+      </w:r>
+      <w:proofErr w:type="spellEnd"/>
+      <w:r>
+        <w:rPr>
+          <w:b/>
+          <w:lang w:val="fr-FR"/>
+        </w:rPr>
+        <w:t>]</w:t>
       </w:r>
     </w:p>
     <w:p>
@@ -6574,213 +8613,11 @@
           <w:lang w:val="fr-FR"/>
         </w:rPr>
       </w:pPr>
-    </w:p>
-    <w:p>
-      <w:pPr>
-        <w:rPr>
-          <w:lang w:val="fr-FR"/>
-        </w:rPr>
-      </w:pPr>
-    </w:p>
-    <w:p>
-      <w:pPr>
-        <w:rPr>
-          <w:lang w:val="fr-FR"/>
-        </w:rPr>
-      </w:pPr>
-      <w:r>
-        <w:rPr>
-          <w:lang w:val="fr-FR"/>
-        </w:rPr>
-        <w:t>Résultat : [montrer que les entrées précédemment malveillantes sont désormais refusées ou sans effet].</w:t>
-      </w:r>
-    </w:p>
-    <w:p>
-      <w:pPr>
-        <w:pStyle w:val="Titre2"/>
-        <w:rPr>
-          <w:lang w:val="fr-FR"/>
-        </w:rPr>
-      </w:pPr>
-      <w:r>
-        <w:rPr>
-          <w:lang w:val="fr-FR"/>
-        </w:rPr>
-        <w:t>5.2 Abandon définitif du privilège — E8 / T8</w:t>
-      </w:r>
-    </w:p>
-    <w:p>
-      <w:pPr>
-        <w:rPr>
-          <w:lang w:val="fr-FR"/>
-        </w:rPr>
-      </w:pPr>
-      <w:r>
-        <w:rPr>
-          <w:lang w:val="fr-FR"/>
-        </w:rPr>
-        <w:t xml:space="preserve">Le privilège effectif est abandonné au plus tôt avec </w:t>
-      </w:r>
-      <w:proofErr w:type="spellStart"/>
-      <w:proofErr w:type="gramStart"/>
-      <w:r>
-        <w:rPr>
-          <w:lang w:val="fr-FR"/>
-        </w:rPr>
-        <w:t>setresuid</w:t>
-      </w:r>
-      <w:proofErr w:type="spellEnd"/>
-      <w:r>
-        <w:rPr>
-          <w:lang w:val="fr-FR"/>
-        </w:rPr>
-        <w:t>(</w:t>
-      </w:r>
-      <w:proofErr w:type="gramEnd"/>
-      <w:r>
-        <w:rPr>
-          <w:lang w:val="fr-FR"/>
-        </w:rPr>
-        <w:t xml:space="preserve">), après les opérations qui nécessitent réellement le privilège. La </w:t>
-      </w:r>
-      <w:proofErr w:type="spellStart"/>
-      <w:r>
-        <w:rPr>
-          <w:lang w:val="fr-FR"/>
-        </w:rPr>
-        <w:t>réélévation</w:t>
-      </w:r>
-      <w:proofErr w:type="spellEnd"/>
-      <w:r>
-        <w:rPr>
-          <w:lang w:val="fr-FR"/>
-        </w:rPr>
-        <w:t xml:space="preserve"> est ensuite vérifiée comme impossible.</w:t>
-      </w:r>
-    </w:p>
-    <w:p>
-      <w:pPr>
-        <w:rPr>
-          <w:lang w:val="fr-FR"/>
-        </w:rPr>
-      </w:pPr>
-      <w:r>
-        <w:rPr>
-          <w:b/>
-          <w:lang w:val="fr-FR"/>
-        </w:rPr>
-        <w:t xml:space="preserve">[Extrait du code </w:t>
-      </w:r>
-      <w:proofErr w:type="spellStart"/>
-      <w:proofErr w:type="gramStart"/>
-      <w:r>
-        <w:rPr>
-          <w:b/>
-          <w:lang w:val="fr-FR"/>
-        </w:rPr>
-        <w:t>setresuid</w:t>
-      </w:r>
-      <w:proofErr w:type="spellEnd"/>
-      <w:r>
-        <w:rPr>
-          <w:b/>
-          <w:lang w:val="fr-FR"/>
-        </w:rPr>
-        <w:t>(</w:t>
-      </w:r>
-      <w:proofErr w:type="gramEnd"/>
-      <w:r>
-        <w:rPr>
-          <w:b/>
-          <w:lang w:val="fr-FR"/>
-        </w:rPr>
-        <w:t>) et ordre des opérations]</w:t>
-      </w:r>
-    </w:p>
-    <w:p>
-      <w:pPr>
-        <w:rPr>
-          <w:lang w:val="fr-FR"/>
-        </w:rPr>
-      </w:pPr>
-    </w:p>
-    <w:p>
-      <w:pPr>
-        <w:rPr>
-          <w:lang w:val="fr-FR"/>
-        </w:rPr>
-      </w:pPr>
-    </w:p>
-    <w:p>
-      <w:pPr>
-        <w:rPr>
-          <w:lang w:val="fr-FR"/>
-        </w:rPr>
-      </w:pPr>
-      <w:r>
-        <w:rPr>
-          <w:b/>
-          <w:lang w:val="fr-FR"/>
-        </w:rPr>
-        <w:t xml:space="preserve">[Trace </w:t>
-      </w:r>
-      <w:proofErr w:type="spellStart"/>
-      <w:r>
-        <w:rPr>
-          <w:b/>
-          <w:lang w:val="fr-FR"/>
-        </w:rPr>
-        <w:t>getresuid</w:t>
-      </w:r>
-      <w:proofErr w:type="spellEnd"/>
-      <w:r>
-        <w:rPr>
-          <w:b/>
-          <w:lang w:val="fr-FR"/>
-        </w:rPr>
-        <w:t xml:space="preserve"> avant/après et échec d’une tentative de </w:t>
-      </w:r>
-      <w:proofErr w:type="spellStart"/>
-      <w:r>
-        <w:rPr>
-          <w:b/>
-          <w:lang w:val="fr-FR"/>
-        </w:rPr>
-        <w:t>réélévation</w:t>
-      </w:r>
-      <w:proofErr w:type="spellEnd"/>
-      <w:r>
-        <w:rPr>
-          <w:b/>
-          <w:lang w:val="fr-FR"/>
-        </w:rPr>
-        <w:t>]</w:t>
-      </w:r>
-    </w:p>
-    <w:p>
-      <w:pPr>
-        <w:rPr>
-          <w:lang w:val="fr-FR"/>
-        </w:rPr>
-      </w:pPr>
-    </w:p>
-    <w:p>
-      <w:pPr>
-        <w:rPr>
-          <w:lang w:val="fr-FR"/>
-        </w:rPr>
-      </w:pPr>
-    </w:p>
-    <w:p>
-      <w:pPr>
-        <w:rPr>
-          <w:lang w:val="fr-FR"/>
-        </w:rPr>
-      </w:pPr>
-      <w:r>
-        <w:rPr>
-          <w:lang w:val="fr-FR"/>
-        </w:rPr>
+      <w:r>
+        <w:rPr>
+          <w:lang w:val="fr-FR"/>
+        </w:rPr>
+        <w:lastRenderedPageBreak/>
         <w:t>Justification de l’ordre des opérations : [opérations privilégiées indispensables] -&gt; [abandon du privilège] -&gt; [reste de l’exécution sans privilège].</w:t>
       </w:r>
     </w:p>
@@ -6966,14 +8803,7 @@
               <w:rPr>
                 <w:lang w:val="fr-FR"/>
               </w:rPr>
-              <w:t xml:space="preserve">L’environnement utilisé pour les invocations externes est </w:t>
-            </w:r>
-            <w:r>
-              <w:rPr>
-                <w:lang w:val="fr-FR"/>
-              </w:rPr>
-              <w:lastRenderedPageBreak/>
-              <w:t xml:space="preserve">contrôlé. </w:t>
+              <w:t xml:space="preserve">L’environnement utilisé pour les invocations externes est contrôlé. </w:t>
             </w:r>
             <w:r>
               <w:t>[</w:t>
@@ -7000,7 +8830,6 @@
           </w:tcPr>
           <w:p>
             <w:r>
-              <w:lastRenderedPageBreak/>
               <w:t>P4</w:t>
             </w:r>
           </w:p>
@@ -7080,41 +8909,6 @@
         </w:rPr>
         <w:t>[Tableau ou liste des 8+ entrées du corpus]</w:t>
       </w:r>
-    </w:p>
-    <w:p>
-      <w:pPr>
-        <w:rPr>
-          <w:lang w:val="fr-FR"/>
-        </w:rPr>
-      </w:pPr>
-    </w:p>
-    <w:p>
-      <w:pPr>
-        <w:rPr>
-          <w:lang w:val="fr-FR"/>
-        </w:rPr>
-      </w:pPr>
-    </w:p>
-    <w:p>
-      <w:pPr>
-        <w:rPr>
-          <w:lang w:val="fr-FR"/>
-        </w:rPr>
-      </w:pPr>
-    </w:p>
-    <w:p>
-      <w:pPr>
-        <w:rPr>
-          <w:lang w:val="fr-FR"/>
-        </w:rPr>
-      </w:pPr>
-    </w:p>
-    <w:p>
-      <w:pPr>
-        <w:rPr>
-          <w:lang w:val="fr-FR"/>
-        </w:rPr>
-      </w:pPr>
     </w:p>
     <w:p>
       <w:pPr>
